--- a/static/templates/laporan/BLANKO LAPORAN MINGGUAN.docx
+++ b/static/templates/laporan/BLANKO LAPORAN MINGGUAN.docx
@@ -158,7 +158,7 @@
           <w:lang w:val="id-ID" w:eastAsia="id-ID"/>
         </w:rPr>
         <w:drawing>
-          <wp:anchor distT="0" distB="0" distL="114300" distR="114300" simplePos="0" relativeHeight="251660288" behindDoc="0" locked="0" layoutInCell="1" allowOverlap="1" wp14:anchorId="4A5493E4" wp14:editId="4C613518">
+          <wp:anchor distT="0" distB="0" distL="114300" distR="114300" simplePos="0" relativeHeight="251660288" behindDoc="0" locked="0" layoutInCell="1" allowOverlap="1" wp14:anchorId="4A5493E4" wp14:editId="448A96C3">
             <wp:simplePos x="0" y="0"/>
             <wp:positionH relativeFrom="column">
               <wp:posOffset>3184525</wp:posOffset>
@@ -475,32 +475,32 @@
         <w:spacing w:line="240" w:lineRule="auto"/>
         <w:ind w:left="3600" w:firstLine="720"/>
         <w:contextualSpacing/>
-        <w:rPr>
-          <w:u w:val="single"/>
-        </w:rPr>
       </w:pPr>
     </w:p>
     <w:tbl>
       <w:tblPr>
         <w:tblStyle w:val="TableGrid"/>
-        <w:tblW w:w="10525" w:type="dxa"/>
+        <w:tblW w:w="10456" w:type="dxa"/>
         <w:tblLook w:val="04A0" w:firstRow="1" w:lastRow="0" w:firstColumn="1" w:lastColumn="0" w:noHBand="0" w:noVBand="1"/>
       </w:tblPr>
       <w:tblGrid>
-        <w:gridCol w:w="901"/>
-        <w:gridCol w:w="1770"/>
-        <w:gridCol w:w="3468"/>
-        <w:gridCol w:w="1834"/>
-        <w:gridCol w:w="2552"/>
+        <w:gridCol w:w="931"/>
+        <w:gridCol w:w="1626"/>
+        <w:gridCol w:w="3472"/>
+        <w:gridCol w:w="2017"/>
+        <w:gridCol w:w="2410"/>
       </w:tblGrid>
       <w:tr>
         <w:tc>
           <w:tcPr>
-            <w:tcW w:w="901" w:type="dxa"/>
+            <w:tcW w:w="931" w:type="dxa"/>
             <w:vMerge w:val="restart"/>
-          </w:tcPr>
-          <w:p/>
-          <w:p>
+            <w:vAlign w:val="center"/>
+          </w:tcPr>
+          <w:p>
+            <w:pPr>
+              <w:contextualSpacing/>
+            </w:pPr>
             <w:r>
               <w:t>NO URUT</w:t>
             </w:r>
@@ -508,16 +508,13 @@
         </w:tc>
         <w:tc>
           <w:tcPr>
-            <w:tcW w:w="1770" w:type="dxa"/>
+            <w:tcW w:w="1626" w:type="dxa"/>
             <w:vMerge w:val="restart"/>
-          </w:tcPr>
-          <w:p>
-            <w:pPr>
-              <w:jc w:val="center"/>
-            </w:pPr>
-          </w:p>
-          <w:p>
-            <w:pPr>
+            <w:vAlign w:val="center"/>
+          </w:tcPr>
+          <w:p>
+            <w:pPr>
+              <w:contextualSpacing/>
               <w:jc w:val="center"/>
             </w:pPr>
             <w:r>
@@ -527,16 +524,13 @@
         </w:tc>
         <w:tc>
           <w:tcPr>
-            <w:tcW w:w="3468" w:type="dxa"/>
+            <w:tcW w:w="3472" w:type="dxa"/>
             <w:vMerge w:val="restart"/>
-          </w:tcPr>
-          <w:p>
-            <w:pPr>
-              <w:jc w:val="center"/>
-            </w:pPr>
-          </w:p>
-          <w:p>
-            <w:pPr>
+            <w:vAlign w:val="center"/>
+          </w:tcPr>
+          <w:p>
+            <w:pPr>
+              <w:contextualSpacing/>
               <w:jc w:val="center"/>
             </w:pPr>
             <w:r>
@@ -546,15 +540,17 @@
         </w:tc>
         <w:tc>
           <w:tcPr>
-            <w:tcW w:w="4386" w:type="dxa"/>
+            <w:tcW w:w="4427" w:type="dxa"/>
             <w:gridSpan w:val="2"/>
-          </w:tcPr>
-          <w:p>
-            <w:pPr>
-              <w:jc w:val="center"/>
-            </w:pPr>
-            <w:r>
-              <w:t>JENIS DAN KUANTUM BMP</w:t>
+            <w:vAlign w:val="center"/>
+          </w:tcPr>
+          <w:p>
+            <w:pPr>
+              <w:contextualSpacing/>
+              <w:jc w:val="center"/>
+            </w:pPr>
+            <w:r>
+              <w:t>JENIS KUANTUM BMP</w:t>
             </w:r>
           </w:p>
         </w:tc>
@@ -562,31 +558,50 @@
       <w:tr>
         <w:tc>
           <w:tcPr>
-            <w:tcW w:w="901" w:type="dxa"/>
+            <w:tcW w:w="931" w:type="dxa"/>
             <w:vMerge/>
-          </w:tcPr>
-          <w:p/>
-        </w:tc>
-        <w:tc>
-          <w:tcPr>
-            <w:tcW w:w="1770" w:type="dxa"/>
+            <w:vAlign w:val="center"/>
+          </w:tcPr>
+          <w:p>
+            <w:pPr>
+              <w:contextualSpacing/>
+            </w:pPr>
+          </w:p>
+        </w:tc>
+        <w:tc>
+          <w:tcPr>
+            <w:tcW w:w="1626" w:type="dxa"/>
             <w:vMerge/>
-          </w:tcPr>
-          <w:p/>
-        </w:tc>
-        <w:tc>
-          <w:tcPr>
-            <w:tcW w:w="3468" w:type="dxa"/>
+            <w:vAlign w:val="center"/>
+          </w:tcPr>
+          <w:p>
+            <w:pPr>
+              <w:contextualSpacing/>
+              <w:jc w:val="center"/>
+            </w:pPr>
+          </w:p>
+        </w:tc>
+        <w:tc>
+          <w:tcPr>
+            <w:tcW w:w="3472" w:type="dxa"/>
             <w:vMerge/>
-          </w:tcPr>
-          <w:p/>
-        </w:tc>
-        <w:tc>
-          <w:tcPr>
-            <w:tcW w:w="1834" w:type="dxa"/>
-          </w:tcPr>
-          <w:p>
-            <w:pPr>
+            <w:vAlign w:val="center"/>
+          </w:tcPr>
+          <w:p>
+            <w:pPr>
+              <w:contextualSpacing/>
+              <w:jc w:val="center"/>
+            </w:pPr>
+          </w:p>
+        </w:tc>
+        <w:tc>
+          <w:tcPr>
+            <w:tcW w:w="2017" w:type="dxa"/>
+            <w:vAlign w:val="center"/>
+          </w:tcPr>
+          <w:p>
+            <w:pPr>
+              <w:contextualSpacing/>
               <w:jc w:val="center"/>
             </w:pPr>
             <w:r>
@@ -596,19 +611,15 @@
         </w:tc>
         <w:tc>
           <w:tcPr>
-            <w:tcW w:w="2552" w:type="dxa"/>
-          </w:tcPr>
-          <w:p>
-            <w:pPr>
-              <w:jc w:val="center"/>
-              <w:rPr>
-                <w:lang w:val="id-ID"/>
-              </w:rPr>
-            </w:pPr>
-            <w:r>
-              <w:rPr>
-                <w:lang w:val="id-ID"/>
-              </w:rPr>
+            <w:tcW w:w="2410" w:type="dxa"/>
+            <w:vAlign w:val="center"/>
+          </w:tcPr>
+          <w:p>
+            <w:pPr>
+              <w:contextualSpacing/>
+              <w:jc w:val="center"/>
+            </w:pPr>
+            <w:r>
               <w:t>PERTAMINA DEX</w:t>
             </w:r>
           </w:p>
@@ -617,31 +628,50 @@
       <w:tr>
         <w:tc>
           <w:tcPr>
-            <w:tcW w:w="901" w:type="dxa"/>
+            <w:tcW w:w="931" w:type="dxa"/>
             <w:vMerge/>
-          </w:tcPr>
-          <w:p/>
-        </w:tc>
-        <w:tc>
-          <w:tcPr>
-            <w:tcW w:w="1770" w:type="dxa"/>
+            <w:vAlign w:val="center"/>
+          </w:tcPr>
+          <w:p>
+            <w:pPr>
+              <w:contextualSpacing/>
+            </w:pPr>
+          </w:p>
+        </w:tc>
+        <w:tc>
+          <w:tcPr>
+            <w:tcW w:w="1626" w:type="dxa"/>
             <w:vMerge/>
-          </w:tcPr>
-          <w:p/>
-        </w:tc>
-        <w:tc>
-          <w:tcPr>
-            <w:tcW w:w="3468" w:type="dxa"/>
+            <w:vAlign w:val="center"/>
+          </w:tcPr>
+          <w:p>
+            <w:pPr>
+              <w:contextualSpacing/>
+              <w:jc w:val="center"/>
+            </w:pPr>
+          </w:p>
+        </w:tc>
+        <w:tc>
+          <w:tcPr>
+            <w:tcW w:w="3472" w:type="dxa"/>
             <w:vMerge/>
-          </w:tcPr>
-          <w:p/>
-        </w:tc>
-        <w:tc>
-          <w:tcPr>
-            <w:tcW w:w="1834" w:type="dxa"/>
-          </w:tcPr>
-          <w:p>
-            <w:pPr>
+            <w:vAlign w:val="center"/>
+          </w:tcPr>
+          <w:p>
+            <w:pPr>
+              <w:contextualSpacing/>
+              <w:jc w:val="center"/>
+            </w:pPr>
+          </w:p>
+        </w:tc>
+        <w:tc>
+          <w:tcPr>
+            <w:tcW w:w="2017" w:type="dxa"/>
+            <w:vAlign w:val="center"/>
+          </w:tcPr>
+          <w:p>
+            <w:pPr>
+              <w:contextualSpacing/>
               <w:jc w:val="center"/>
             </w:pPr>
             <w:r>
@@ -651,10 +681,12 @@
         </w:tc>
         <w:tc>
           <w:tcPr>
-            <w:tcW w:w="2552" w:type="dxa"/>
-          </w:tcPr>
-          <w:p>
-            <w:pPr>
+            <w:tcW w:w="2410" w:type="dxa"/>
+            <w:vAlign w:val="center"/>
+          </w:tcPr>
+          <w:p>
+            <w:pPr>
+              <w:contextualSpacing/>
               <w:jc w:val="center"/>
             </w:pPr>
             <w:r>
@@ -664,14 +696,16 @@
         </w:tc>
       </w:tr>
       <w:tr>
-        <w:trPr>
-          <w:trHeight w:val="1232"/>
-        </w:trPr>
-        <w:tc>
-          <w:tcPr>
-            <w:tcW w:w="901" w:type="dxa"/>
-          </w:tcPr>
-          <w:p>
+        <w:tc>
+          <w:tcPr>
+            <w:tcW w:w="931" w:type="dxa"/>
+            <w:vMerge w:val="restart"/>
+            <w:vAlign w:val="center"/>
+          </w:tcPr>
+          <w:p>
+            <w:pPr>
+              <w:contextualSpacing/>
+            </w:pPr>
             <w:r>
               <w:t>1</w:t>
             </w:r>
@@ -679,119 +713,466 @@
         </w:tc>
         <w:tc>
           <w:tcPr>
-            <w:tcW w:w="1770" w:type="dxa"/>
-          </w:tcPr>
-          <w:p>
-            <w:pPr>
-              <w:jc w:val="center"/>
-            </w:pPr>
-            <w:r>
-              <w:rPr>
+            <w:tcW w:w="1626" w:type="dxa"/>
+            <w:vMerge w:val="restart"/>
+            <w:vAlign w:val="center"/>
+          </w:tcPr>
+          <w:p>
+            <w:pPr>
+              <w:contextualSpacing/>
+            </w:pPr>
+          </w:p>
+        </w:tc>
+        <w:tc>
+          <w:tcPr>
+            <w:tcW w:w="3472" w:type="dxa"/>
+            <w:vAlign w:val="center"/>
+          </w:tcPr>
+          <w:p>
+            <w:pPr>
+              <w:contextualSpacing/>
+            </w:pPr>
+            <w:r>
+              <w:t>PERSEDIAAN AWAL</w:t>
+            </w:r>
+          </w:p>
+        </w:tc>
+        <w:tc>
+          <w:tcPr>
+            <w:tcW w:w="2017" w:type="dxa"/>
+            <w:vAlign w:val="center"/>
+          </w:tcPr>
+          <w:p>
+            <w:pPr>
+              <w:contextualSpacing/>
+              <w:jc w:val="center"/>
+            </w:pPr>
+            <w:fldSimple w:instr=" MERGEFIELD persediaan_awal_pertamax ">
+              <w:r>
+                <w:rPr>
+                  <w:noProof/>
+                </w:rPr>
+                <w:t>1,025</w:t>
+              </w:r>
+            </w:fldSimple>
+          </w:p>
+        </w:tc>
+        <w:tc>
+          <w:tcPr>
+            <w:tcW w:w="2410" w:type="dxa"/>
+            <w:vAlign w:val="center"/>
+          </w:tcPr>
+          <w:p>
+            <w:pPr>
+              <w:contextualSpacing/>
+              <w:jc w:val="center"/>
+            </w:pPr>
+            <w:fldSimple w:instr=" MERGEFIELD persediaan_awal_dex ">
+              <w:r>
+                <w:rPr>
+                  <w:noProof/>
+                </w:rPr>
+                <w:t>522</w:t>
+              </w:r>
+            </w:fldSimple>
+          </w:p>
+        </w:tc>
+      </w:tr>
+      <w:tr>
+        <w:tc>
+          <w:tcPr>
+            <w:tcW w:w="931" w:type="dxa"/>
+            <w:vMerge/>
+            <w:vAlign w:val="center"/>
+          </w:tcPr>
+          <w:p>
+            <w:pPr>
+              <w:contextualSpacing/>
+            </w:pPr>
+          </w:p>
+        </w:tc>
+        <w:tc>
+          <w:tcPr>
+            <w:tcW w:w="1626" w:type="dxa"/>
+            <w:vMerge/>
+            <w:vAlign w:val="center"/>
+          </w:tcPr>
+          <w:p>
+            <w:pPr>
+              <w:contextualSpacing/>
+            </w:pPr>
+          </w:p>
+        </w:tc>
+        <w:tc>
+          <w:tcPr>
+            <w:tcW w:w="3472" w:type="dxa"/>
+            <w:vAlign w:val="center"/>
+          </w:tcPr>
+          <w:p>
+            <w:pPr>
+              <w:contextualSpacing/>
+              <w:rPr>
+                <w:b/>
+                <w:bCs/>
+              </w:rPr>
+            </w:pPr>
+            <w:r>
+              <w:rPr>
+                <w:b/>
+                <w:bCs/>
+              </w:rPr>
+              <w:t>PENERIMAAN</w:t>
+            </w:r>
+          </w:p>
+        </w:tc>
+        <w:tc>
+          <w:tcPr>
+            <w:tcW w:w="2017" w:type="dxa"/>
+            <w:vAlign w:val="center"/>
+          </w:tcPr>
+          <w:p>
+            <w:pPr>
+              <w:contextualSpacing/>
+              <w:jc w:val="center"/>
+              <w:rPr>
+                <w:b/>
+                <w:bCs/>
+              </w:rPr>
+            </w:pPr>
+            <w:r>
+              <w:rPr>
+                <w:b/>
+                <w:bCs/>
+              </w:rPr>
+              <w:fldChar w:fldCharType="begin"/>
+            </w:r>
+            <w:r>
+              <w:rPr>
+                <w:b/>
+                <w:bCs/>
+              </w:rPr>
+              <w:instrText xml:space="preserve"> MERGEFIELD penerimaan_pertamax </w:instrText>
+            </w:r>
+            <w:r>
+              <w:rPr>
+                <w:b/>
+                <w:bCs/>
+              </w:rPr>
+              <w:fldChar w:fldCharType="separate"/>
+            </w:r>
+            <w:r>
+              <w:rPr>
+                <w:b/>
+                <w:bCs/>
                 <w:noProof/>
               </w:rPr>
-              <w:pict w14:anchorId="5BE8B1EA">
-                <v:line id="Straight Connector 10" o:spid="_x0000_s1069" style="position:absolute;left:0;text-align:left;z-index:251676672;visibility:visible;mso-position-horizontal-relative:text;mso-position-vertical-relative:text;mso-width-relative:margin" from="81.2pt,40.4pt" to="474.2pt,40.4pt" o:gfxdata="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" strokecolor="black [3200]" strokeweight=".5pt">
-                  <v:stroke joinstyle="miter"/>
-                </v:line>
-              </w:pict>
-            </w:r>
-            <w:r>
-              <w:rPr>
+              <w:t>8,000</w:t>
+            </w:r>
+            <w:r>
+              <w:rPr>
+                <w:b/>
+                <w:bCs/>
+              </w:rPr>
+              <w:fldChar w:fldCharType="end"/>
+            </w:r>
+          </w:p>
+        </w:tc>
+        <w:tc>
+          <w:tcPr>
+            <w:tcW w:w="2410" w:type="dxa"/>
+            <w:vAlign w:val="center"/>
+          </w:tcPr>
+          <w:p>
+            <w:pPr>
+              <w:contextualSpacing/>
+              <w:jc w:val="center"/>
+              <w:rPr>
+                <w:b/>
+                <w:bCs/>
+              </w:rPr>
+            </w:pPr>
+            <w:r>
+              <w:rPr>
+                <w:b/>
+                <w:bCs/>
+              </w:rPr>
+              <w:fldChar w:fldCharType="begin"/>
+            </w:r>
+            <w:r>
+              <w:rPr>
+                <w:b/>
+                <w:bCs/>
+              </w:rPr>
+              <w:instrText xml:space="preserve"> MERGEFIELD penerimaan_dex </w:instrText>
+            </w:r>
+            <w:r>
+              <w:rPr>
+                <w:b/>
+                <w:bCs/>
+              </w:rPr>
+              <w:fldChar w:fldCharType="separate"/>
+            </w:r>
+            <w:r>
+              <w:rPr>
+                <w:b/>
+                <w:bCs/>
                 <w:noProof/>
               </w:rPr>
-              <w:pict w14:anchorId="08FE4FC1">
-                <v:line id="Straight Connector 8" o:spid="_x0000_s1068" style="position:absolute;left:0;text-align:left;z-index:251674624;visibility:visible;mso-position-horizontal-relative:text;mso-position-vertical-relative:text;mso-width-relative:margin" from="82.05pt,26.85pt" to="475.05pt,26.85pt" o:gfxdata="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" strokecolor="black [3200]" strokeweight=".5pt">
-                  <v:stroke joinstyle="miter"/>
-                </v:line>
-              </w:pict>
-            </w:r>
-          </w:p>
-        </w:tc>
-        <w:tc>
-          <w:tcPr>
-            <w:tcW w:w="3468" w:type="dxa"/>
-          </w:tcPr>
-          <w:p>
-            <w:r>
-              <w:rPr>
+              <w:t>8,000</w:t>
+            </w:r>
+            <w:r>
+              <w:rPr>
+                <w:b/>
+                <w:bCs/>
+              </w:rPr>
+              <w:fldChar w:fldCharType="end"/>
+            </w:r>
+          </w:p>
+        </w:tc>
+      </w:tr>
+      <w:tr>
+        <w:tc>
+          <w:tcPr>
+            <w:tcW w:w="931" w:type="dxa"/>
+            <w:vMerge/>
+            <w:vAlign w:val="center"/>
+          </w:tcPr>
+          <w:p>
+            <w:pPr>
+              <w:contextualSpacing/>
+            </w:pPr>
+          </w:p>
+        </w:tc>
+        <w:tc>
+          <w:tcPr>
+            <w:tcW w:w="1626" w:type="dxa"/>
+            <w:vMerge/>
+            <w:vAlign w:val="center"/>
+          </w:tcPr>
+          <w:p>
+            <w:pPr>
+              <w:contextualSpacing/>
+            </w:pPr>
+          </w:p>
+        </w:tc>
+        <w:tc>
+          <w:tcPr>
+            <w:tcW w:w="3472" w:type="dxa"/>
+            <w:vAlign w:val="center"/>
+          </w:tcPr>
+          <w:p>
+            <w:pPr>
+              <w:contextualSpacing/>
+            </w:pPr>
+            <w:r>
+              <w:t>PENGELUARAN</w:t>
+            </w:r>
+          </w:p>
+        </w:tc>
+        <w:tc>
+          <w:tcPr>
+            <w:tcW w:w="2017" w:type="dxa"/>
+            <w:vAlign w:val="center"/>
+          </w:tcPr>
+          <w:p>
+            <w:pPr>
+              <w:contextualSpacing/>
+              <w:jc w:val="center"/>
+            </w:pPr>
+            <w:fldSimple w:instr=" MERGEFIELD pengeluaran_pertamax ">
+              <w:r>
+                <w:rPr>
+                  <w:noProof/>
+                </w:rPr>
+                <w:t>3,060</w:t>
+              </w:r>
+            </w:fldSimple>
+          </w:p>
+        </w:tc>
+        <w:tc>
+          <w:tcPr>
+            <w:tcW w:w="2410" w:type="dxa"/>
+            <w:vAlign w:val="center"/>
+          </w:tcPr>
+          <w:p>
+            <w:pPr>
+              <w:contextualSpacing/>
+              <w:jc w:val="center"/>
+            </w:pPr>
+            <w:fldSimple w:instr=" MERGEFIELD jumlah_dex ">
+              <w:r>
+                <w:rPr>
+                  <w:noProof/>
+                </w:rPr>
+                <w:t>8,522</w:t>
+              </w:r>
+            </w:fldSimple>
+          </w:p>
+        </w:tc>
+      </w:tr>
+      <w:tr>
+        <w:tc>
+          <w:tcPr>
+            <w:tcW w:w="931" w:type="dxa"/>
+            <w:vMerge/>
+            <w:vAlign w:val="center"/>
+          </w:tcPr>
+          <w:p>
+            <w:pPr>
+              <w:contextualSpacing/>
+            </w:pPr>
+          </w:p>
+        </w:tc>
+        <w:tc>
+          <w:tcPr>
+            <w:tcW w:w="1626" w:type="dxa"/>
+            <w:vMerge/>
+            <w:vAlign w:val="center"/>
+          </w:tcPr>
+          <w:p>
+            <w:pPr>
+              <w:contextualSpacing/>
+            </w:pPr>
+          </w:p>
+        </w:tc>
+        <w:tc>
+          <w:tcPr>
+            <w:tcW w:w="3472" w:type="dxa"/>
+            <w:vAlign w:val="center"/>
+          </w:tcPr>
+          <w:p>
+            <w:pPr>
+              <w:contextualSpacing/>
+              <w:rPr>
+                <w:b/>
+                <w:bCs/>
+              </w:rPr>
+            </w:pPr>
+            <w:r>
+              <w:rPr>
+                <w:b/>
+                <w:bCs/>
+              </w:rPr>
+              <w:t>JUMLAH</w:t>
+            </w:r>
+          </w:p>
+        </w:tc>
+        <w:tc>
+          <w:tcPr>
+            <w:tcW w:w="2017" w:type="dxa"/>
+            <w:vAlign w:val="center"/>
+          </w:tcPr>
+          <w:p>
+            <w:pPr>
+              <w:contextualSpacing/>
+              <w:jc w:val="center"/>
+              <w:rPr>
+                <w:b/>
+                <w:bCs/>
+              </w:rPr>
+            </w:pPr>
+            <w:r>
+              <w:rPr>
+                <w:b/>
+                <w:bCs/>
+              </w:rPr>
+              <w:fldChar w:fldCharType="begin"/>
+            </w:r>
+            <w:r>
+              <w:rPr>
+                <w:b/>
+                <w:bCs/>
+              </w:rPr>
+              <w:instrText xml:space="preserve"> MERGEFIELD persediaan_akhir_pertamax </w:instrText>
+            </w:r>
+            <w:r>
+              <w:rPr>
+                <w:b/>
+                <w:bCs/>
+              </w:rPr>
+              <w:fldChar w:fldCharType="separate"/>
+            </w:r>
+            <w:r>
+              <w:rPr>
+                <w:b/>
+                <w:bCs/>
                 <w:noProof/>
               </w:rPr>
-              <w:pict w14:anchorId="1F464840">
-                <v:line id="Straight Connector 7" o:spid="_x0000_s1067" style="position:absolute;z-index:251672576;visibility:visible;mso-position-horizontal-relative:text;mso-position-vertical-relative:text;mso-width-relative:margin" from="-4.2pt,12.6pt" to="385.05pt,12.6pt" o:gfxdata="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" strokecolor="black [3200]" strokeweight=".5pt">
-                  <v:stroke joinstyle="miter"/>
-                </v:line>
-              </w:pict>
-            </w:r>
-            <w:r>
-              <w:t>PERSEDIAAN AWAL</w:t>
-            </w:r>
-          </w:p>
-          <w:p>
-            <w:pPr>
-              <w:tabs>
-                <w:tab w:val="left" w:pos="1896"/>
-              </w:tabs>
+              <w:t>5,965</w:t>
+            </w:r>
+            <w:r>
               <w:rPr>
                 <w:b/>
-              </w:rPr>
-            </w:pPr>
-            <w:r>
+                <w:bCs/>
+              </w:rPr>
+              <w:fldChar w:fldCharType="end"/>
+            </w:r>
+          </w:p>
+        </w:tc>
+        <w:tc>
+          <w:tcPr>
+            <w:tcW w:w="2410" w:type="dxa"/>
+            <w:vAlign w:val="center"/>
+          </w:tcPr>
+          <w:p>
+            <w:pPr>
+              <w:contextualSpacing/>
+              <w:jc w:val="center"/>
               <w:rPr>
                 <w:b/>
-              </w:rPr>
-              <w:t>PENERIMAAN</w:t>
-            </w:r>
-          </w:p>
-          <w:p>
-            <w:r>
-              <w:t>PENGELUARAN</w:t>
-            </w:r>
-          </w:p>
-          <w:p>
-            <w:pPr>
+                <w:bCs/>
+              </w:rPr>
+            </w:pPr>
+            <w:r>
               <w:rPr>
                 <w:b/>
-              </w:rPr>
-            </w:pPr>
+                <w:bCs/>
+              </w:rPr>
+              <w:fldChar w:fldCharType="begin"/>
+            </w:r>
             <w:r>
               <w:rPr>
                 <w:b/>
-              </w:rPr>
-              <w:t>JUMLAH</w:t>
-            </w:r>
-          </w:p>
-          <w:p/>
-        </w:tc>
-        <w:tc>
-          <w:tcPr>
-            <w:tcW w:w="1834" w:type="dxa"/>
-          </w:tcPr>
-          <w:p>
-            <w:pPr>
-              <w:jc w:val="center"/>
+                <w:bCs/>
+              </w:rPr>
+              <w:instrText xml:space="preserve"> MERGEFIELD persediaan_akhir_dex </w:instrText>
+            </w:r>
+            <w:r>
               <w:rPr>
                 <w:b/>
-                <w:lang w:val="id-ID"/>
-              </w:rPr>
-            </w:pPr>
-          </w:p>
-        </w:tc>
-        <w:tc>
-          <w:tcPr>
-            <w:tcW w:w="2552" w:type="dxa"/>
-          </w:tcPr>
-          <w:p>
-            <w:pPr>
-              <w:jc w:val="center"/>
+                <w:bCs/>
+              </w:rPr>
+              <w:fldChar w:fldCharType="separate"/>
+            </w:r>
+            <w:r>
               <w:rPr>
                 <w:b/>
-                <w:lang w:val="id-ID"/>
-              </w:rPr>
-            </w:pPr>
+                <w:bCs/>
+                <w:noProof/>
+              </w:rPr>
+              <w:t>5,935</w:t>
+            </w:r>
+            <w:r>
+              <w:rPr>
+                <w:b/>
+                <w:bCs/>
+              </w:rPr>
+              <w:fldChar w:fldCharType="end"/>
+            </w:r>
           </w:p>
         </w:tc>
       </w:tr>
     </w:tbl>
+    <w:p>
+      <w:pPr>
+        <w:spacing w:line="240" w:lineRule="auto"/>
+        <w:ind w:left="3600" w:firstLine="720"/>
+        <w:contextualSpacing/>
+        <w:rPr>
+          <w:u w:val="single"/>
+        </w:rPr>
+      </w:pPr>
+    </w:p>
     <w:p>
       <w:r>
         <w:rPr>
@@ -1045,7 +1426,7 @@
           <w:lang w:val="id-ID" w:eastAsia="id-ID"/>
         </w:rPr>
         <w:drawing>
-          <wp:anchor distT="0" distB="0" distL="114300" distR="114300" simplePos="0" relativeHeight="251679744" behindDoc="0" locked="0" layoutInCell="1" allowOverlap="1" wp14:anchorId="27A46435" wp14:editId="35F67E8A">
+          <wp:anchor distT="0" distB="0" distL="114300" distR="114300" simplePos="0" relativeHeight="251679744" behindDoc="0" locked="0" layoutInCell="1" allowOverlap="1" wp14:anchorId="27A46435" wp14:editId="7C542E8B">
             <wp:simplePos x="0" y="0"/>
             <wp:positionH relativeFrom="column">
               <wp:posOffset>3184525</wp:posOffset>
@@ -1936,7 +2317,7 @@
           <w:lang w:val="id-ID" w:eastAsia="id-ID"/>
         </w:rPr>
         <w:drawing>
-          <wp:anchor distT="0" distB="0" distL="114300" distR="114300" simplePos="0" relativeHeight="251691008" behindDoc="0" locked="0" layoutInCell="1" allowOverlap="1" wp14:anchorId="505821D0" wp14:editId="1D934623">
+          <wp:anchor distT="0" distB="0" distL="114300" distR="114300" simplePos="0" relativeHeight="251691008" behindDoc="0" locked="0" layoutInCell="1" allowOverlap="1" wp14:anchorId="505821D0" wp14:editId="65B56E45">
             <wp:simplePos x="0" y="0"/>
             <wp:positionH relativeFrom="column">
               <wp:posOffset>3184525</wp:posOffset>
@@ -2802,7 +3183,7 @@
           <w:lang w:val="id-ID" w:eastAsia="id-ID"/>
         </w:rPr>
         <w:drawing>
-          <wp:anchor distT="0" distB="0" distL="114300" distR="114300" simplePos="0" relativeHeight="251701248" behindDoc="0" locked="0" layoutInCell="1" allowOverlap="1" wp14:anchorId="102D2AA2" wp14:editId="0F43229B">
+          <wp:anchor distT="0" distB="0" distL="114300" distR="114300" simplePos="0" relativeHeight="251701248" behindDoc="0" locked="0" layoutInCell="1" allowOverlap="1" wp14:anchorId="102D2AA2" wp14:editId="15B8983F">
             <wp:simplePos x="0" y="0"/>
             <wp:positionH relativeFrom="column">
               <wp:posOffset>3184525</wp:posOffset>
@@ -3706,7 +4087,7 @@
           <w:lang w:val="id-ID" w:eastAsia="id-ID"/>
         </w:rPr>
         <w:drawing>
-          <wp:anchor distT="0" distB="0" distL="114300" distR="114300" simplePos="0" relativeHeight="251712512" behindDoc="0" locked="0" layoutInCell="1" allowOverlap="1" wp14:anchorId="3B836144" wp14:editId="3467DAD6">
+          <wp:anchor distT="0" distB="0" distL="114300" distR="114300" simplePos="0" relativeHeight="251712512" behindDoc="0" locked="0" layoutInCell="1" allowOverlap="1" wp14:anchorId="3B836144" wp14:editId="3446A870">
             <wp:simplePos x="0" y="0"/>
             <wp:positionH relativeFrom="column">
               <wp:posOffset>3184525</wp:posOffset>

--- a/static/templates/laporan/BLANKO LAPORAN MINGGUAN.docx
+++ b/static/templates/laporan/BLANKO LAPORAN MINGGUAN.docx
@@ -11,7 +11,7 @@
         <w:rPr>
           <w:noProof/>
         </w:rPr>
-        <w:pict w14:anchorId="6AB7D67B">
+        <w:pict w14:anchorId="6091C9B0">
           <v:shapetype id="_x0000_t202" coordsize="21600,21600" o:spt="202" path="m,l,21600r21600,l21600,xe">
             <v:stroke joinstyle="miter"/>
             <v:path gradientshapeok="t" o:connecttype="rect"/>
@@ -70,7 +70,7 @@
         <w:rPr>
           <w:noProof/>
         </w:rPr>
-        <w:pict w14:anchorId="29AC1955">
+        <w:pict w14:anchorId="53F355EE">
           <v:shape id="_x0000_s1027" type="#_x0000_t202" style="position:absolute;margin-left:399.75pt;margin-top:8.3pt;width:81pt;height:33pt;z-index:251663360;visibility:visible;mso-wrap-distance-top:3.6pt;mso-wrap-distance-bottom:3.6pt;mso-width-relative:margin;mso-height-relative:margin" o:gfxdata="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" strokecolor="white [3212]">
             <v:textbox>
               <w:txbxContent>
@@ -158,7 +158,7 @@
           <w:lang w:val="id-ID" w:eastAsia="id-ID"/>
         </w:rPr>
         <w:drawing>
-          <wp:anchor distT="0" distB="0" distL="114300" distR="114300" simplePos="0" relativeHeight="251660288" behindDoc="0" locked="0" layoutInCell="1" allowOverlap="1" wp14:anchorId="4A5493E4" wp14:editId="448A96C3">
+          <wp:anchor distT="0" distB="0" distL="114300" distR="114300" simplePos="0" relativeHeight="251660288" behindDoc="0" locked="0" layoutInCell="1" allowOverlap="1" wp14:anchorId="39346201" wp14:editId="1823FD58">
             <wp:simplePos x="0" y="0"/>
             <wp:positionH relativeFrom="column">
               <wp:posOffset>3184525</wp:posOffset>
@@ -218,7 +218,7 @@
         <w:rPr>
           <w:noProof/>
         </w:rPr>
-        <w:pict w14:anchorId="6FE6AF1C">
+        <w:pict w14:anchorId="101ABC25">
           <v:line id="Straight Connector 2" o:spid="_x0000_s1070" style="position:absolute;z-index:251661312;visibility:visible;mso-position-horizontal-relative:text;mso-position-vertical-relative:text" from="-.75pt,12.15pt" to="192pt,12.15pt" o:gfxdata="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" strokecolor="black [3200]" strokeweight=".5pt">
             <v:stroke joinstyle="miter"/>
           </v:line>
@@ -287,7 +287,7 @@
         <w:rPr>
           <w:noProof/>
         </w:rPr>
-        <w:pict w14:anchorId="7FD8B5B6">
+        <w:pict w14:anchorId="6CB0952E">
           <v:shape id="_x0000_s1028" type="#_x0000_t202" style="position:absolute;left:0;text-align:left;margin-left:-.35pt;margin-top:24.7pt;width:263.25pt;height:22.5pt;z-index:251665408;visibility:visible;mso-wrap-distance-top:3.6pt;mso-wrap-distance-bottom:3.6pt;mso-width-relative:margin;mso-height-relative:margin" o:gfxdata="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" strokecolor="black [3213]">
             <v:textbox>
               <w:txbxContent>
@@ -336,16 +336,16 @@
                       <w:sz w:val="20"/>
                       <w:szCs w:val="20"/>
                     </w:rPr>
-                    <w:t xml:space="preserve"> II BIRO LOGISTIK</w:t>
-                  </w:r>
-                  <w:r>
-                    <w:rPr>
-                      <w:sz w:val="20"/>
-                      <w:szCs w:val="20"/>
-                    </w:rPr>
-                    <w:t xml:space="preserve"> </w:t>
+                    <w:t xml:space="preserve"> II BIRO </w:t>
                   </w:r>
                   <w:proofErr w:type="spellStart"/>
+                  <w:r>
+                    <w:rPr>
+                      <w:sz w:val="20"/>
+                      <w:szCs w:val="20"/>
+                    </w:rPr>
+                    <w:t>LOGISTIK</w:t>
+                  </w:r>
                   <w:r>
                     <w:rPr>
                       <w:sz w:val="20"/>
@@ -379,7 +379,7 @@
         <w:rPr>
           <w:noProof/>
         </w:rPr>
-        <w:pict w14:anchorId="37C000BA">
+        <w:pict w14:anchorId="4D57F953">
           <v:shape id="_x0000_s1029" type="#_x0000_t202" style="position:absolute;left:0;text-align:left;margin-left:273pt;margin-top:24.5pt;width:251.25pt;height:22.5pt;z-index:251671552;visibility:visible;mso-wrap-distance-top:3.6pt;mso-wrap-distance-bottom:3.6pt;mso-width-relative:margin;mso-height-relative:margin" o:gfxdata="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" strokecolor="black [3213]">
             <v:textbox>
               <w:txbxContent>
@@ -432,14 +432,6 @@
                     <w:rPr>
                       <w:sz w:val="20"/>
                       <w:szCs w:val="20"/>
-                      <w:lang w:val="id-ID"/>
-                    </w:rPr>
-                    <w:t xml:space="preserve"> </w:t>
-                  </w:r>
-                  <w:r>
-                    <w:rPr>
-                      <w:sz w:val="20"/>
-                      <w:szCs w:val="20"/>
                     </w:rPr>
                     <w:t xml:space="preserve"> </w:t>
                   </w:r>
@@ -464,705 +456,15 @@
         <w:t>1/</w:t>
       </w:r>
       <w:r>
+        <w:rPr>
+          <w:lang w:val="id-ID"/>
+        </w:rPr>
         <w:t xml:space="preserve"> </w:t>
       </w:r>
       <w:r>
         <w:t>/</w:t>
       </w:r>
     </w:p>
-    <w:p>
-      <w:pPr>
-        <w:spacing w:line="240" w:lineRule="auto"/>
-        <w:ind w:left="3600" w:firstLine="720"/>
-        <w:contextualSpacing/>
-      </w:pPr>
-    </w:p>
-    <w:tbl>
-      <w:tblPr>
-        <w:tblStyle w:val="TableGrid"/>
-        <w:tblW w:w="10456" w:type="dxa"/>
-        <w:tblLook w:val="04A0" w:firstRow="1" w:lastRow="0" w:firstColumn="1" w:lastColumn="0" w:noHBand="0" w:noVBand="1"/>
-      </w:tblPr>
-      <w:tblGrid>
-        <w:gridCol w:w="931"/>
-        <w:gridCol w:w="1626"/>
-        <w:gridCol w:w="3472"/>
-        <w:gridCol w:w="2017"/>
-        <w:gridCol w:w="2410"/>
-      </w:tblGrid>
-      <w:tr>
-        <w:tc>
-          <w:tcPr>
-            <w:tcW w:w="931" w:type="dxa"/>
-            <w:vMerge w:val="restart"/>
-            <w:vAlign w:val="center"/>
-          </w:tcPr>
-          <w:p>
-            <w:pPr>
-              <w:contextualSpacing/>
-            </w:pPr>
-            <w:r>
-              <w:t>NO URUT</w:t>
-            </w:r>
-          </w:p>
-        </w:tc>
-        <w:tc>
-          <w:tcPr>
-            <w:tcW w:w="1626" w:type="dxa"/>
-            <w:vMerge w:val="restart"/>
-            <w:vAlign w:val="center"/>
-          </w:tcPr>
-          <w:p>
-            <w:pPr>
-              <w:contextualSpacing/>
-              <w:jc w:val="center"/>
-            </w:pPr>
-            <w:r>
-              <w:t>TANGGAL</w:t>
-            </w:r>
-          </w:p>
-        </w:tc>
-        <w:tc>
-          <w:tcPr>
-            <w:tcW w:w="3472" w:type="dxa"/>
-            <w:vMerge w:val="restart"/>
-            <w:vAlign w:val="center"/>
-          </w:tcPr>
-          <w:p>
-            <w:pPr>
-              <w:contextualSpacing/>
-              <w:jc w:val="center"/>
-            </w:pPr>
-            <w:r>
-              <w:t>URAIAN</w:t>
-            </w:r>
-          </w:p>
-        </w:tc>
-        <w:tc>
-          <w:tcPr>
-            <w:tcW w:w="4427" w:type="dxa"/>
-            <w:gridSpan w:val="2"/>
-            <w:vAlign w:val="center"/>
-          </w:tcPr>
-          <w:p>
-            <w:pPr>
-              <w:contextualSpacing/>
-              <w:jc w:val="center"/>
-            </w:pPr>
-            <w:r>
-              <w:t>JENIS KUANTUM BMP</w:t>
-            </w:r>
-          </w:p>
-        </w:tc>
-      </w:tr>
-      <w:tr>
-        <w:tc>
-          <w:tcPr>
-            <w:tcW w:w="931" w:type="dxa"/>
-            <w:vMerge/>
-            <w:vAlign w:val="center"/>
-          </w:tcPr>
-          <w:p>
-            <w:pPr>
-              <w:contextualSpacing/>
-            </w:pPr>
-          </w:p>
-        </w:tc>
-        <w:tc>
-          <w:tcPr>
-            <w:tcW w:w="1626" w:type="dxa"/>
-            <w:vMerge/>
-            <w:vAlign w:val="center"/>
-          </w:tcPr>
-          <w:p>
-            <w:pPr>
-              <w:contextualSpacing/>
-              <w:jc w:val="center"/>
-            </w:pPr>
-          </w:p>
-        </w:tc>
-        <w:tc>
-          <w:tcPr>
-            <w:tcW w:w="3472" w:type="dxa"/>
-            <w:vMerge/>
-            <w:vAlign w:val="center"/>
-          </w:tcPr>
-          <w:p>
-            <w:pPr>
-              <w:contextualSpacing/>
-              <w:jc w:val="center"/>
-            </w:pPr>
-          </w:p>
-        </w:tc>
-        <w:tc>
-          <w:tcPr>
-            <w:tcW w:w="2017" w:type="dxa"/>
-            <w:vAlign w:val="center"/>
-          </w:tcPr>
-          <w:p>
-            <w:pPr>
-              <w:contextualSpacing/>
-              <w:jc w:val="center"/>
-            </w:pPr>
-            <w:r>
-              <w:t>PERTAMAX</w:t>
-            </w:r>
-          </w:p>
-        </w:tc>
-        <w:tc>
-          <w:tcPr>
-            <w:tcW w:w="2410" w:type="dxa"/>
-            <w:vAlign w:val="center"/>
-          </w:tcPr>
-          <w:p>
-            <w:pPr>
-              <w:contextualSpacing/>
-              <w:jc w:val="center"/>
-            </w:pPr>
-            <w:r>
-              <w:t>PERTAMINA DEX</w:t>
-            </w:r>
-          </w:p>
-        </w:tc>
-      </w:tr>
-      <w:tr>
-        <w:tc>
-          <w:tcPr>
-            <w:tcW w:w="931" w:type="dxa"/>
-            <w:vMerge/>
-            <w:vAlign w:val="center"/>
-          </w:tcPr>
-          <w:p>
-            <w:pPr>
-              <w:contextualSpacing/>
-            </w:pPr>
-          </w:p>
-        </w:tc>
-        <w:tc>
-          <w:tcPr>
-            <w:tcW w:w="1626" w:type="dxa"/>
-            <w:vMerge/>
-            <w:vAlign w:val="center"/>
-          </w:tcPr>
-          <w:p>
-            <w:pPr>
-              <w:contextualSpacing/>
-              <w:jc w:val="center"/>
-            </w:pPr>
-          </w:p>
-        </w:tc>
-        <w:tc>
-          <w:tcPr>
-            <w:tcW w:w="3472" w:type="dxa"/>
-            <w:vMerge/>
-            <w:vAlign w:val="center"/>
-          </w:tcPr>
-          <w:p>
-            <w:pPr>
-              <w:contextualSpacing/>
-              <w:jc w:val="center"/>
-            </w:pPr>
-          </w:p>
-        </w:tc>
-        <w:tc>
-          <w:tcPr>
-            <w:tcW w:w="2017" w:type="dxa"/>
-            <w:vAlign w:val="center"/>
-          </w:tcPr>
-          <w:p>
-            <w:pPr>
-              <w:contextualSpacing/>
-              <w:jc w:val="center"/>
-            </w:pPr>
-            <w:r>
-              <w:t>LITER</w:t>
-            </w:r>
-          </w:p>
-        </w:tc>
-        <w:tc>
-          <w:tcPr>
-            <w:tcW w:w="2410" w:type="dxa"/>
-            <w:vAlign w:val="center"/>
-          </w:tcPr>
-          <w:p>
-            <w:pPr>
-              <w:contextualSpacing/>
-              <w:jc w:val="center"/>
-            </w:pPr>
-            <w:r>
-              <w:t>LITER</w:t>
-            </w:r>
-          </w:p>
-        </w:tc>
-      </w:tr>
-      <w:tr>
-        <w:tc>
-          <w:tcPr>
-            <w:tcW w:w="931" w:type="dxa"/>
-            <w:vMerge w:val="restart"/>
-            <w:vAlign w:val="center"/>
-          </w:tcPr>
-          <w:p>
-            <w:pPr>
-              <w:contextualSpacing/>
-            </w:pPr>
-            <w:r>
-              <w:t>1</w:t>
-            </w:r>
-          </w:p>
-        </w:tc>
-        <w:tc>
-          <w:tcPr>
-            <w:tcW w:w="1626" w:type="dxa"/>
-            <w:vMerge w:val="restart"/>
-            <w:vAlign w:val="center"/>
-          </w:tcPr>
-          <w:p>
-            <w:pPr>
-              <w:contextualSpacing/>
-            </w:pPr>
-          </w:p>
-        </w:tc>
-        <w:tc>
-          <w:tcPr>
-            <w:tcW w:w="3472" w:type="dxa"/>
-            <w:vAlign w:val="center"/>
-          </w:tcPr>
-          <w:p>
-            <w:pPr>
-              <w:contextualSpacing/>
-            </w:pPr>
-            <w:r>
-              <w:t>PERSEDIAAN AWAL</w:t>
-            </w:r>
-          </w:p>
-        </w:tc>
-        <w:tc>
-          <w:tcPr>
-            <w:tcW w:w="2017" w:type="dxa"/>
-            <w:vAlign w:val="center"/>
-          </w:tcPr>
-          <w:p>
-            <w:pPr>
-              <w:contextualSpacing/>
-              <w:jc w:val="center"/>
-            </w:pPr>
-            <w:fldSimple w:instr=" MERGEFIELD persediaan_awal_pertamax ">
-              <w:r>
-                <w:rPr>
-                  <w:noProof/>
-                </w:rPr>
-                <w:t>1,025</w:t>
-              </w:r>
-            </w:fldSimple>
-          </w:p>
-        </w:tc>
-        <w:tc>
-          <w:tcPr>
-            <w:tcW w:w="2410" w:type="dxa"/>
-            <w:vAlign w:val="center"/>
-          </w:tcPr>
-          <w:p>
-            <w:pPr>
-              <w:contextualSpacing/>
-              <w:jc w:val="center"/>
-            </w:pPr>
-            <w:fldSimple w:instr=" MERGEFIELD persediaan_awal_dex ">
-              <w:r>
-                <w:rPr>
-                  <w:noProof/>
-                </w:rPr>
-                <w:t>522</w:t>
-              </w:r>
-            </w:fldSimple>
-          </w:p>
-        </w:tc>
-      </w:tr>
-      <w:tr>
-        <w:tc>
-          <w:tcPr>
-            <w:tcW w:w="931" w:type="dxa"/>
-            <w:vMerge/>
-            <w:vAlign w:val="center"/>
-          </w:tcPr>
-          <w:p>
-            <w:pPr>
-              <w:contextualSpacing/>
-            </w:pPr>
-          </w:p>
-        </w:tc>
-        <w:tc>
-          <w:tcPr>
-            <w:tcW w:w="1626" w:type="dxa"/>
-            <w:vMerge/>
-            <w:vAlign w:val="center"/>
-          </w:tcPr>
-          <w:p>
-            <w:pPr>
-              <w:contextualSpacing/>
-            </w:pPr>
-          </w:p>
-        </w:tc>
-        <w:tc>
-          <w:tcPr>
-            <w:tcW w:w="3472" w:type="dxa"/>
-            <w:vAlign w:val="center"/>
-          </w:tcPr>
-          <w:p>
-            <w:pPr>
-              <w:contextualSpacing/>
-              <w:rPr>
-                <w:b/>
-                <w:bCs/>
-              </w:rPr>
-            </w:pPr>
-            <w:r>
-              <w:rPr>
-                <w:b/>
-                <w:bCs/>
-              </w:rPr>
-              <w:t>PENERIMAAN</w:t>
-            </w:r>
-          </w:p>
-        </w:tc>
-        <w:tc>
-          <w:tcPr>
-            <w:tcW w:w="2017" w:type="dxa"/>
-            <w:vAlign w:val="center"/>
-          </w:tcPr>
-          <w:p>
-            <w:pPr>
-              <w:contextualSpacing/>
-              <w:jc w:val="center"/>
-              <w:rPr>
-                <w:b/>
-                <w:bCs/>
-              </w:rPr>
-            </w:pPr>
-            <w:r>
-              <w:rPr>
-                <w:b/>
-                <w:bCs/>
-              </w:rPr>
-              <w:fldChar w:fldCharType="begin"/>
-            </w:r>
-            <w:r>
-              <w:rPr>
-                <w:b/>
-                <w:bCs/>
-              </w:rPr>
-              <w:instrText xml:space="preserve"> MERGEFIELD penerimaan_pertamax </w:instrText>
-            </w:r>
-            <w:r>
-              <w:rPr>
-                <w:b/>
-                <w:bCs/>
-              </w:rPr>
-              <w:fldChar w:fldCharType="separate"/>
-            </w:r>
-            <w:r>
-              <w:rPr>
-                <w:b/>
-                <w:bCs/>
-                <w:noProof/>
-              </w:rPr>
-              <w:t>8,000</w:t>
-            </w:r>
-            <w:r>
-              <w:rPr>
-                <w:b/>
-                <w:bCs/>
-              </w:rPr>
-              <w:fldChar w:fldCharType="end"/>
-            </w:r>
-          </w:p>
-        </w:tc>
-        <w:tc>
-          <w:tcPr>
-            <w:tcW w:w="2410" w:type="dxa"/>
-            <w:vAlign w:val="center"/>
-          </w:tcPr>
-          <w:p>
-            <w:pPr>
-              <w:contextualSpacing/>
-              <w:jc w:val="center"/>
-              <w:rPr>
-                <w:b/>
-                <w:bCs/>
-              </w:rPr>
-            </w:pPr>
-            <w:r>
-              <w:rPr>
-                <w:b/>
-                <w:bCs/>
-              </w:rPr>
-              <w:fldChar w:fldCharType="begin"/>
-            </w:r>
-            <w:r>
-              <w:rPr>
-                <w:b/>
-                <w:bCs/>
-              </w:rPr>
-              <w:instrText xml:space="preserve"> MERGEFIELD penerimaan_dex </w:instrText>
-            </w:r>
-            <w:r>
-              <w:rPr>
-                <w:b/>
-                <w:bCs/>
-              </w:rPr>
-              <w:fldChar w:fldCharType="separate"/>
-            </w:r>
-            <w:r>
-              <w:rPr>
-                <w:b/>
-                <w:bCs/>
-                <w:noProof/>
-              </w:rPr>
-              <w:t>8,000</w:t>
-            </w:r>
-            <w:r>
-              <w:rPr>
-                <w:b/>
-                <w:bCs/>
-              </w:rPr>
-              <w:fldChar w:fldCharType="end"/>
-            </w:r>
-          </w:p>
-        </w:tc>
-      </w:tr>
-      <w:tr>
-        <w:tc>
-          <w:tcPr>
-            <w:tcW w:w="931" w:type="dxa"/>
-            <w:vMerge/>
-            <w:vAlign w:val="center"/>
-          </w:tcPr>
-          <w:p>
-            <w:pPr>
-              <w:contextualSpacing/>
-            </w:pPr>
-          </w:p>
-        </w:tc>
-        <w:tc>
-          <w:tcPr>
-            <w:tcW w:w="1626" w:type="dxa"/>
-            <w:vMerge/>
-            <w:vAlign w:val="center"/>
-          </w:tcPr>
-          <w:p>
-            <w:pPr>
-              <w:contextualSpacing/>
-            </w:pPr>
-          </w:p>
-        </w:tc>
-        <w:tc>
-          <w:tcPr>
-            <w:tcW w:w="3472" w:type="dxa"/>
-            <w:vAlign w:val="center"/>
-          </w:tcPr>
-          <w:p>
-            <w:pPr>
-              <w:contextualSpacing/>
-            </w:pPr>
-            <w:r>
-              <w:t>PENGELUARAN</w:t>
-            </w:r>
-          </w:p>
-        </w:tc>
-        <w:tc>
-          <w:tcPr>
-            <w:tcW w:w="2017" w:type="dxa"/>
-            <w:vAlign w:val="center"/>
-          </w:tcPr>
-          <w:p>
-            <w:pPr>
-              <w:contextualSpacing/>
-              <w:jc w:val="center"/>
-            </w:pPr>
-            <w:fldSimple w:instr=" MERGEFIELD pengeluaran_pertamax ">
-              <w:r>
-                <w:rPr>
-                  <w:noProof/>
-                </w:rPr>
-                <w:t>3,060</w:t>
-              </w:r>
-            </w:fldSimple>
-          </w:p>
-        </w:tc>
-        <w:tc>
-          <w:tcPr>
-            <w:tcW w:w="2410" w:type="dxa"/>
-            <w:vAlign w:val="center"/>
-          </w:tcPr>
-          <w:p>
-            <w:pPr>
-              <w:contextualSpacing/>
-              <w:jc w:val="center"/>
-            </w:pPr>
-            <w:fldSimple w:instr=" MERGEFIELD jumlah_dex ">
-              <w:r>
-                <w:rPr>
-                  <w:noProof/>
-                </w:rPr>
-                <w:t>8,522</w:t>
-              </w:r>
-            </w:fldSimple>
-          </w:p>
-        </w:tc>
-      </w:tr>
-      <w:tr>
-        <w:tc>
-          <w:tcPr>
-            <w:tcW w:w="931" w:type="dxa"/>
-            <w:vMerge/>
-            <w:vAlign w:val="center"/>
-          </w:tcPr>
-          <w:p>
-            <w:pPr>
-              <w:contextualSpacing/>
-            </w:pPr>
-          </w:p>
-        </w:tc>
-        <w:tc>
-          <w:tcPr>
-            <w:tcW w:w="1626" w:type="dxa"/>
-            <w:vMerge/>
-            <w:vAlign w:val="center"/>
-          </w:tcPr>
-          <w:p>
-            <w:pPr>
-              <w:contextualSpacing/>
-            </w:pPr>
-          </w:p>
-        </w:tc>
-        <w:tc>
-          <w:tcPr>
-            <w:tcW w:w="3472" w:type="dxa"/>
-            <w:vAlign w:val="center"/>
-          </w:tcPr>
-          <w:p>
-            <w:pPr>
-              <w:contextualSpacing/>
-              <w:rPr>
-                <w:b/>
-                <w:bCs/>
-              </w:rPr>
-            </w:pPr>
-            <w:r>
-              <w:rPr>
-                <w:b/>
-                <w:bCs/>
-              </w:rPr>
-              <w:t>JUMLAH</w:t>
-            </w:r>
-          </w:p>
-        </w:tc>
-        <w:tc>
-          <w:tcPr>
-            <w:tcW w:w="2017" w:type="dxa"/>
-            <w:vAlign w:val="center"/>
-          </w:tcPr>
-          <w:p>
-            <w:pPr>
-              <w:contextualSpacing/>
-              <w:jc w:val="center"/>
-              <w:rPr>
-                <w:b/>
-                <w:bCs/>
-              </w:rPr>
-            </w:pPr>
-            <w:r>
-              <w:rPr>
-                <w:b/>
-                <w:bCs/>
-              </w:rPr>
-              <w:fldChar w:fldCharType="begin"/>
-            </w:r>
-            <w:r>
-              <w:rPr>
-                <w:b/>
-                <w:bCs/>
-              </w:rPr>
-              <w:instrText xml:space="preserve"> MERGEFIELD persediaan_akhir_pertamax </w:instrText>
-            </w:r>
-            <w:r>
-              <w:rPr>
-                <w:b/>
-                <w:bCs/>
-              </w:rPr>
-              <w:fldChar w:fldCharType="separate"/>
-            </w:r>
-            <w:r>
-              <w:rPr>
-                <w:b/>
-                <w:bCs/>
-                <w:noProof/>
-              </w:rPr>
-              <w:t>5,965</w:t>
-            </w:r>
-            <w:r>
-              <w:rPr>
-                <w:b/>
-                <w:bCs/>
-              </w:rPr>
-              <w:fldChar w:fldCharType="end"/>
-            </w:r>
-          </w:p>
-        </w:tc>
-        <w:tc>
-          <w:tcPr>
-            <w:tcW w:w="2410" w:type="dxa"/>
-            <w:vAlign w:val="center"/>
-          </w:tcPr>
-          <w:p>
-            <w:pPr>
-              <w:contextualSpacing/>
-              <w:jc w:val="center"/>
-              <w:rPr>
-                <w:b/>
-                <w:bCs/>
-              </w:rPr>
-            </w:pPr>
-            <w:r>
-              <w:rPr>
-                <w:b/>
-                <w:bCs/>
-              </w:rPr>
-              <w:fldChar w:fldCharType="begin"/>
-            </w:r>
-            <w:r>
-              <w:rPr>
-                <w:b/>
-                <w:bCs/>
-              </w:rPr>
-              <w:instrText xml:space="preserve"> MERGEFIELD persediaan_akhir_dex </w:instrText>
-            </w:r>
-            <w:r>
-              <w:rPr>
-                <w:b/>
-                <w:bCs/>
-              </w:rPr>
-              <w:fldChar w:fldCharType="separate"/>
-            </w:r>
-            <w:r>
-              <w:rPr>
-                <w:b/>
-                <w:bCs/>
-                <w:noProof/>
-              </w:rPr>
-              <w:t>5,935</w:t>
-            </w:r>
-            <w:r>
-              <w:rPr>
-                <w:b/>
-                <w:bCs/>
-              </w:rPr>
-              <w:fldChar w:fldCharType="end"/>
-            </w:r>
-          </w:p>
-        </w:tc>
-      </w:tr>
-    </w:tbl>
     <w:p>
       <w:pPr>
         <w:spacing w:line="240" w:lineRule="auto"/>
@@ -1173,12 +475,642 @@
         </w:rPr>
       </w:pPr>
     </w:p>
+    <w:tbl>
+      <w:tblPr>
+        <w:tblStyle w:val="TableGrid"/>
+        <w:tblW w:w="10525" w:type="dxa"/>
+        <w:tblLook w:val="04A0" w:firstRow="1" w:lastRow="0" w:firstColumn="1" w:lastColumn="0" w:noHBand="0" w:noVBand="1"/>
+      </w:tblPr>
+      <w:tblGrid>
+        <w:gridCol w:w="901"/>
+        <w:gridCol w:w="1770"/>
+        <w:gridCol w:w="3468"/>
+        <w:gridCol w:w="1834"/>
+        <w:gridCol w:w="2552"/>
+      </w:tblGrid>
+      <w:tr>
+        <w:tc>
+          <w:tcPr>
+            <w:tcW w:w="901" w:type="dxa"/>
+            <w:vMerge w:val="restart"/>
+          </w:tcPr>
+          <w:p/>
+          <w:p>
+            <w:r>
+              <w:t>NO URUT</w:t>
+            </w:r>
+          </w:p>
+        </w:tc>
+        <w:tc>
+          <w:tcPr>
+            <w:tcW w:w="1770" w:type="dxa"/>
+            <w:vMerge w:val="restart"/>
+          </w:tcPr>
+          <w:p>
+            <w:pPr>
+              <w:jc w:val="center"/>
+            </w:pPr>
+          </w:p>
+          <w:p>
+            <w:pPr>
+              <w:jc w:val="center"/>
+            </w:pPr>
+            <w:r>
+              <w:t>TANGGAL</w:t>
+            </w:r>
+          </w:p>
+        </w:tc>
+        <w:tc>
+          <w:tcPr>
+            <w:tcW w:w="3468" w:type="dxa"/>
+            <w:vMerge w:val="restart"/>
+          </w:tcPr>
+          <w:p>
+            <w:pPr>
+              <w:jc w:val="center"/>
+            </w:pPr>
+          </w:p>
+          <w:p>
+            <w:pPr>
+              <w:jc w:val="center"/>
+            </w:pPr>
+            <w:r>
+              <w:t>URAIAN</w:t>
+            </w:r>
+          </w:p>
+        </w:tc>
+        <w:tc>
+          <w:tcPr>
+            <w:tcW w:w="4386" w:type="dxa"/>
+            <w:gridSpan w:val="2"/>
+          </w:tcPr>
+          <w:p>
+            <w:pPr>
+              <w:jc w:val="center"/>
+            </w:pPr>
+            <w:r>
+              <w:t>JENIS DAN KUANTUM BMP</w:t>
+            </w:r>
+          </w:p>
+        </w:tc>
+      </w:tr>
+      <w:tr>
+        <w:tc>
+          <w:tcPr>
+            <w:tcW w:w="901" w:type="dxa"/>
+            <w:vMerge/>
+          </w:tcPr>
+          <w:p/>
+        </w:tc>
+        <w:tc>
+          <w:tcPr>
+            <w:tcW w:w="1770" w:type="dxa"/>
+            <w:vMerge/>
+          </w:tcPr>
+          <w:p/>
+        </w:tc>
+        <w:tc>
+          <w:tcPr>
+            <w:tcW w:w="3468" w:type="dxa"/>
+            <w:vMerge/>
+          </w:tcPr>
+          <w:p/>
+        </w:tc>
+        <w:tc>
+          <w:tcPr>
+            <w:tcW w:w="1834" w:type="dxa"/>
+          </w:tcPr>
+          <w:p>
+            <w:pPr>
+              <w:jc w:val="center"/>
+            </w:pPr>
+            <w:r>
+              <w:t>PERTAMAX</w:t>
+            </w:r>
+          </w:p>
+        </w:tc>
+        <w:tc>
+          <w:tcPr>
+            <w:tcW w:w="2552" w:type="dxa"/>
+          </w:tcPr>
+          <w:p>
+            <w:pPr>
+              <w:jc w:val="center"/>
+              <w:rPr>
+                <w:lang w:val="id-ID"/>
+              </w:rPr>
+            </w:pPr>
+            <w:r>
+              <w:rPr>
+                <w:lang w:val="id-ID"/>
+              </w:rPr>
+              <w:t>PERTAMINA DEX</w:t>
+            </w:r>
+          </w:p>
+        </w:tc>
+      </w:tr>
+      <w:tr>
+        <w:tc>
+          <w:tcPr>
+            <w:tcW w:w="901" w:type="dxa"/>
+            <w:vMerge/>
+          </w:tcPr>
+          <w:p/>
+        </w:tc>
+        <w:tc>
+          <w:tcPr>
+            <w:tcW w:w="1770" w:type="dxa"/>
+            <w:vMerge/>
+          </w:tcPr>
+          <w:p/>
+        </w:tc>
+        <w:tc>
+          <w:tcPr>
+            <w:tcW w:w="3468" w:type="dxa"/>
+            <w:vMerge/>
+          </w:tcPr>
+          <w:p/>
+        </w:tc>
+        <w:tc>
+          <w:tcPr>
+            <w:tcW w:w="1834" w:type="dxa"/>
+          </w:tcPr>
+          <w:p>
+            <w:pPr>
+              <w:jc w:val="center"/>
+            </w:pPr>
+            <w:r>
+              <w:t>LITER</w:t>
+            </w:r>
+          </w:p>
+        </w:tc>
+        <w:tc>
+          <w:tcPr>
+            <w:tcW w:w="2552" w:type="dxa"/>
+          </w:tcPr>
+          <w:p>
+            <w:pPr>
+              <w:jc w:val="center"/>
+            </w:pPr>
+            <w:r>
+              <w:t>LITER</w:t>
+            </w:r>
+          </w:p>
+        </w:tc>
+      </w:tr>
+      <w:tr>
+        <w:trPr>
+          <w:trHeight w:val="1232"/>
+        </w:trPr>
+        <w:tc>
+          <w:tcPr>
+            <w:tcW w:w="901" w:type="dxa"/>
+          </w:tcPr>
+          <w:p>
+            <w:r>
+              <w:t>1</w:t>
+            </w:r>
+          </w:p>
+        </w:tc>
+        <w:tc>
+          <w:tcPr>
+            <w:tcW w:w="1770" w:type="dxa"/>
+          </w:tcPr>
+          <w:p>
+            <w:pPr>
+              <w:jc w:val="center"/>
+            </w:pPr>
+            <w:r>
+              <w:rPr>
+                <w:noProof/>
+              </w:rPr>
+              <w:pict w14:anchorId="4304C97B">
+                <v:line id="Straight Connector 10" o:spid="_x0000_s1069" style="position:absolute;left:0;text-align:left;z-index:251676672;visibility:visible;mso-position-horizontal-relative:text;mso-position-vertical-relative:text;mso-width-relative:margin" from="81.2pt,40.4pt" to="474.2pt,40.4pt" o:gfxdata="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" strokecolor="black [3200]" strokeweight=".5pt">
+                  <v:stroke joinstyle="miter"/>
+                </v:line>
+              </w:pict>
+            </w:r>
+            <w:r>
+              <w:rPr>
+                <w:noProof/>
+              </w:rPr>
+              <w:pict w14:anchorId="29B255D7">
+                <v:line id="Straight Connector 8" o:spid="_x0000_s1068" style="position:absolute;left:0;text-align:left;z-index:251674624;visibility:visible;mso-position-horizontal-relative:text;mso-position-vertical-relative:text;mso-width-relative:margin" from="82.05pt,26.85pt" to="475.05pt,26.85pt" o:gfxdata="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" strokecolor="black [3200]" strokeweight=".5pt">
+                  <v:stroke joinstyle="miter"/>
+                </v:line>
+              </w:pict>
+            </w:r>
+          </w:p>
+        </w:tc>
+        <w:tc>
+          <w:tcPr>
+            <w:tcW w:w="3468" w:type="dxa"/>
+          </w:tcPr>
+          <w:p>
+            <w:r>
+              <w:rPr>
+                <w:noProof/>
+              </w:rPr>
+              <w:pict w14:anchorId="3993F0FF">
+                <v:line id="Straight Connector 7" o:spid="_x0000_s1067" style="position:absolute;z-index:251672576;visibility:visible;mso-position-horizontal-relative:text;mso-position-vertical-relative:text;mso-width-relative:margin" from="-4.2pt,12.6pt" to="385.05pt,12.6pt" o:gfxdata="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" strokecolor="black [3200]" strokeweight=".5pt">
+                  <v:stroke joinstyle="miter"/>
+                </v:line>
+              </w:pict>
+            </w:r>
+            <w:r>
+              <w:t>PERSEDIAAN AWAL</w:t>
+            </w:r>
+          </w:p>
+          <w:p>
+            <w:pPr>
+              <w:tabs>
+                <w:tab w:val="left" w:pos="1896"/>
+              </w:tabs>
+              <w:rPr>
+                <w:b/>
+              </w:rPr>
+            </w:pPr>
+            <w:r>
+              <w:rPr>
+                <w:b/>
+              </w:rPr>
+              <w:t>PENERIMAAN</w:t>
+            </w:r>
+          </w:p>
+          <w:p>
+            <w:r>
+              <w:t>PENGELUARAN</w:t>
+            </w:r>
+          </w:p>
+          <w:p>
+            <w:pPr>
+              <w:rPr>
+                <w:b/>
+              </w:rPr>
+            </w:pPr>
+            <w:r>
+              <w:rPr>
+                <w:b/>
+              </w:rPr>
+              <w:t>JUMLAH</w:t>
+            </w:r>
+          </w:p>
+          <w:p/>
+        </w:tc>
+        <w:tc>
+          <w:tcPr>
+            <w:tcW w:w="1834" w:type="dxa"/>
+          </w:tcPr>
+          <w:p>
+            <w:pPr>
+              <w:jc w:val="center"/>
+              <w:rPr>
+                <w:lang w:val="id-ID"/>
+              </w:rPr>
+            </w:pPr>
+            <w:r>
+              <w:rPr>
+                <w:lang w:val="id-ID"/>
+              </w:rPr>
+              <w:fldChar w:fldCharType="begin"/>
+            </w:r>
+            <w:r>
+              <w:rPr>
+                <w:lang w:val="id-ID"/>
+              </w:rPr>
+              <w:instrText xml:space="preserve"> MERGEFIELD Awal_PX_T1 </w:instrText>
+            </w:r>
+            <w:r>
+              <w:rPr>
+                <w:lang w:val="id-ID"/>
+              </w:rPr>
+              <w:fldChar w:fldCharType="separate"/>
+            </w:r>
+            <w:r>
+              <w:rPr>
+                <w:noProof/>
+                <w:lang w:val="id-ID"/>
+              </w:rPr>
+              <w:t>«Awal_PX_T1»</w:t>
+            </w:r>
+            <w:r>
+              <w:rPr>
+                <w:lang w:val="id-ID"/>
+              </w:rPr>
+              <w:fldChar w:fldCharType="end"/>
+            </w:r>
+          </w:p>
+          <w:p>
+            <w:pPr>
+              <w:jc w:val="center"/>
+              <w:rPr>
+                <w:b/>
+                <w:lang w:val="id-ID"/>
+              </w:rPr>
+            </w:pPr>
+            <w:r>
+              <w:rPr>
+                <w:b/>
+                <w:lang w:val="id-ID"/>
+              </w:rPr>
+              <w:fldChar w:fldCharType="begin"/>
+            </w:r>
+            <w:r>
+              <w:rPr>
+                <w:b/>
+                <w:lang w:val="id-ID"/>
+              </w:rPr>
+              <w:instrText xml:space="preserve"> MERGEFIELD Terima_PX_T1 </w:instrText>
+            </w:r>
+            <w:r>
+              <w:rPr>
+                <w:b/>
+                <w:lang w:val="id-ID"/>
+              </w:rPr>
+              <w:fldChar w:fldCharType="separate"/>
+            </w:r>
+            <w:r>
+              <w:rPr>
+                <w:b/>
+                <w:noProof/>
+                <w:lang w:val="id-ID"/>
+              </w:rPr>
+              <w:t>«Terima_PX_T1»</w:t>
+            </w:r>
+            <w:r>
+              <w:rPr>
+                <w:b/>
+                <w:lang w:val="id-ID"/>
+              </w:rPr>
+              <w:fldChar w:fldCharType="end"/>
+            </w:r>
+          </w:p>
+          <w:p>
+            <w:pPr>
+              <w:jc w:val="center"/>
+              <w:rPr>
+                <w:lang w:val="id-ID"/>
+              </w:rPr>
+            </w:pPr>
+            <w:r>
+              <w:rPr>
+                <w:lang w:val="id-ID"/>
+              </w:rPr>
+              <w:fldChar w:fldCharType="begin"/>
+            </w:r>
+            <w:r>
+              <w:rPr>
+                <w:lang w:val="id-ID"/>
+              </w:rPr>
+              <w:instrText xml:space="preserve"> MERGEFIELD Keluar_PX_T1 </w:instrText>
+            </w:r>
+            <w:r>
+              <w:rPr>
+                <w:lang w:val="id-ID"/>
+              </w:rPr>
+              <w:fldChar w:fldCharType="separate"/>
+            </w:r>
+            <w:r>
+              <w:rPr>
+                <w:noProof/>
+                <w:lang w:val="id-ID"/>
+              </w:rPr>
+              <w:t>«Keluar_PX_T1»</w:t>
+            </w:r>
+            <w:r>
+              <w:rPr>
+                <w:lang w:val="id-ID"/>
+              </w:rPr>
+              <w:fldChar w:fldCharType="end"/>
+            </w:r>
+          </w:p>
+          <w:p>
+            <w:pPr>
+              <w:jc w:val="center"/>
+              <w:rPr>
+                <w:b/>
+                <w:lang w:val="id-ID"/>
+              </w:rPr>
+            </w:pPr>
+            <w:r>
+              <w:rPr>
+                <w:b/>
+                <w:lang w:val="id-ID"/>
+              </w:rPr>
+              <w:fldChar w:fldCharType="begin"/>
+            </w:r>
+            <w:r>
+              <w:rPr>
+                <w:b/>
+                <w:lang w:val="id-ID"/>
+              </w:rPr>
+              <w:instrText xml:space="preserve"> MERGEFIELD Jumlah_PX_T1 </w:instrText>
+            </w:r>
+            <w:r>
+              <w:rPr>
+                <w:b/>
+                <w:lang w:val="id-ID"/>
+              </w:rPr>
+              <w:fldChar w:fldCharType="separate"/>
+            </w:r>
+            <w:r>
+              <w:rPr>
+                <w:b/>
+                <w:noProof/>
+                <w:lang w:val="id-ID"/>
+              </w:rPr>
+              <w:t>«Jumlah_PX_T1»</w:t>
+            </w:r>
+            <w:r>
+              <w:rPr>
+                <w:b/>
+                <w:lang w:val="id-ID"/>
+              </w:rPr>
+              <w:fldChar w:fldCharType="end"/>
+            </w:r>
+          </w:p>
+        </w:tc>
+        <w:tc>
+          <w:tcPr>
+            <w:tcW w:w="2552" w:type="dxa"/>
+          </w:tcPr>
+          <w:p>
+            <w:pPr>
+              <w:jc w:val="center"/>
+              <w:rPr>
+                <w:lang w:val="id-ID"/>
+              </w:rPr>
+            </w:pPr>
+            <w:r>
+              <w:rPr>
+                <w:lang w:val="id-ID"/>
+              </w:rPr>
+              <w:fldChar w:fldCharType="begin"/>
+            </w:r>
+            <w:r>
+              <w:rPr>
+                <w:lang w:val="id-ID"/>
+              </w:rPr>
+              <w:instrText xml:space="preserve"> MERGEFIELD Awal_PDX_T1 </w:instrText>
+            </w:r>
+            <w:r>
+              <w:rPr>
+                <w:lang w:val="id-ID"/>
+              </w:rPr>
+              <w:fldChar w:fldCharType="separate"/>
+            </w:r>
+            <w:r>
+              <w:rPr>
+                <w:noProof/>
+                <w:lang w:val="id-ID"/>
+              </w:rPr>
+              <w:t>«Awal_PDX_T1»</w:t>
+            </w:r>
+            <w:r>
+              <w:rPr>
+                <w:lang w:val="id-ID"/>
+              </w:rPr>
+              <w:fldChar w:fldCharType="end"/>
+            </w:r>
+          </w:p>
+          <w:p>
+            <w:pPr>
+              <w:jc w:val="center"/>
+              <w:rPr>
+                <w:b/>
+                <w:lang w:val="id-ID"/>
+              </w:rPr>
+            </w:pPr>
+            <w:r>
+              <w:rPr>
+                <w:b/>
+                <w:lang w:val="id-ID"/>
+              </w:rPr>
+              <w:fldChar w:fldCharType="begin"/>
+            </w:r>
+            <w:r>
+              <w:rPr>
+                <w:b/>
+                <w:lang w:val="id-ID"/>
+              </w:rPr>
+              <w:instrText xml:space="preserve"> MERGEFIELD Terima_PDX_T1 </w:instrText>
+            </w:r>
+            <w:r>
+              <w:rPr>
+                <w:b/>
+                <w:lang w:val="id-ID"/>
+              </w:rPr>
+              <w:fldChar w:fldCharType="separate"/>
+            </w:r>
+            <w:r>
+              <w:rPr>
+                <w:b/>
+                <w:noProof/>
+                <w:lang w:val="id-ID"/>
+              </w:rPr>
+              <w:t>«Terima_PDX_T1»</w:t>
+            </w:r>
+            <w:r>
+              <w:rPr>
+                <w:b/>
+                <w:lang w:val="id-ID"/>
+              </w:rPr>
+              <w:fldChar w:fldCharType="end"/>
+            </w:r>
+          </w:p>
+          <w:p>
+            <w:pPr>
+              <w:jc w:val="center"/>
+              <w:rPr>
+                <w:lang w:val="id-ID"/>
+              </w:rPr>
+            </w:pPr>
+            <w:r>
+              <w:rPr>
+                <w:lang w:val="id-ID"/>
+              </w:rPr>
+              <w:fldChar w:fldCharType="begin"/>
+            </w:r>
+            <w:r>
+              <w:rPr>
+                <w:lang w:val="id-ID"/>
+              </w:rPr>
+              <w:instrText xml:space="preserve"> MERGEFIELD Keluar_PDX_T1 </w:instrText>
+            </w:r>
+            <w:r>
+              <w:rPr>
+                <w:lang w:val="id-ID"/>
+              </w:rPr>
+              <w:fldChar w:fldCharType="separate"/>
+            </w:r>
+            <w:r>
+              <w:rPr>
+                <w:noProof/>
+                <w:lang w:val="id-ID"/>
+              </w:rPr>
+              <w:t>«Keluar_PDX_T1»</w:t>
+            </w:r>
+            <w:r>
+              <w:rPr>
+                <w:lang w:val="id-ID"/>
+              </w:rPr>
+              <w:fldChar w:fldCharType="end"/>
+            </w:r>
+          </w:p>
+          <w:p>
+            <w:pPr>
+              <w:jc w:val="center"/>
+              <w:rPr>
+                <w:b/>
+                <w:lang w:val="id-ID"/>
+              </w:rPr>
+            </w:pPr>
+            <w:r>
+              <w:rPr>
+                <w:b/>
+                <w:lang w:val="id-ID"/>
+              </w:rPr>
+              <w:fldChar w:fldCharType="begin"/>
+            </w:r>
+            <w:r>
+              <w:rPr>
+                <w:b/>
+                <w:lang w:val="id-ID"/>
+              </w:rPr>
+              <w:instrText xml:space="preserve"> MERGEFIELD Jumlah_PDX_T1 </w:instrText>
+            </w:r>
+            <w:r>
+              <w:rPr>
+                <w:b/>
+                <w:lang w:val="id-ID"/>
+              </w:rPr>
+              <w:fldChar w:fldCharType="separate"/>
+            </w:r>
+            <w:r>
+              <w:rPr>
+                <w:b/>
+                <w:noProof/>
+                <w:lang w:val="id-ID"/>
+              </w:rPr>
+              <w:t>«Jumlah_PDX_T1»</w:t>
+            </w:r>
+            <w:r>
+              <w:rPr>
+                <w:b/>
+                <w:lang w:val="id-ID"/>
+              </w:rPr>
+              <w:fldChar w:fldCharType="end"/>
+            </w:r>
+          </w:p>
+        </w:tc>
+      </w:tr>
+    </w:tbl>
     <w:p>
       <w:r>
         <w:rPr>
           <w:noProof/>
         </w:rPr>
-        <w:pict w14:anchorId="664E8E5F">
+        <w:pict w14:anchorId="7B9142F2">
           <v:shape id="_x0000_s1030" type="#_x0000_t202" style="position:absolute;margin-left:304.5pt;margin-top:19.2pt;width:219.75pt;height:107.25pt;z-index:251669504;visibility:visible;mso-wrap-distance-top:3.6pt;mso-wrap-distance-bottom:3.6pt;mso-position-horizontal-relative:text;mso-position-vertical-relative:text;mso-width-relative:margin;mso-height-relative:margin" o:gfxdata="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" strokecolor="white [3212]">
             <v:textbox>
               <w:txbxContent>
@@ -1283,7 +1215,7 @@
         <w:rPr>
           <w:noProof/>
         </w:rPr>
-        <w:pict w14:anchorId="6EB8CB85">
+        <w:pict w14:anchorId="0EC235BA">
           <v:shape id="_x0000_s1031" type="#_x0000_t202" style="position:absolute;margin-left:390pt;margin-top:0;width:81pt;height:18pt;z-index:251678720;visibility:visible;mso-wrap-distance-top:3.6pt;mso-wrap-distance-bottom:3.6pt;mso-width-relative:margin;mso-height-relative:margin" o:gfxdata="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" strokecolor="white [3212]">
             <v:textbox>
               <w:txbxContent>
@@ -1338,7 +1270,7 @@
         <w:rPr>
           <w:noProof/>
         </w:rPr>
-        <w:pict w14:anchorId="42649491">
+        <w:pict w14:anchorId="4B93E521">
           <v:shape id="_x0000_s1032" type="#_x0000_t202" style="position:absolute;margin-left:399.75pt;margin-top:8.3pt;width:81pt;height:33pt;z-index:251681792;visibility:visible;mso-wrap-distance-top:3.6pt;mso-wrap-distance-bottom:3.6pt;mso-width-relative:margin;mso-height-relative:margin" o:gfxdata="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" strokecolor="white [3212]">
             <v:textbox>
               <w:txbxContent>
@@ -1426,7 +1358,7 @@
           <w:lang w:val="id-ID" w:eastAsia="id-ID"/>
         </w:rPr>
         <w:drawing>
-          <wp:anchor distT="0" distB="0" distL="114300" distR="114300" simplePos="0" relativeHeight="251679744" behindDoc="0" locked="0" layoutInCell="1" allowOverlap="1" wp14:anchorId="27A46435" wp14:editId="7C542E8B">
+          <wp:anchor distT="0" distB="0" distL="114300" distR="114300" simplePos="0" relativeHeight="251679744" behindDoc="0" locked="0" layoutInCell="1" allowOverlap="1" wp14:anchorId="03CA048D" wp14:editId="2E97FF25">
             <wp:simplePos x="0" y="0"/>
             <wp:positionH relativeFrom="column">
               <wp:posOffset>3184525</wp:posOffset>
@@ -1486,7 +1418,7 @@
         <w:rPr>
           <w:noProof/>
         </w:rPr>
-        <w:pict w14:anchorId="1C9C0776">
+        <w:pict w14:anchorId="13952E11">
           <v:line id="Straight Connector 13" o:spid="_x0000_s1066" style="position:absolute;z-index:251680768;visibility:visible;mso-position-horizontal-relative:text;mso-position-vertical-relative:text" from="-.75pt,12.15pt" to="192pt,12.15pt" o:gfxdata="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" strokecolor="black [3200]" strokeweight=".5pt">
             <v:stroke joinstyle="miter"/>
           </v:line>
@@ -1555,6 +1487,9 @@
         <w:t>/</w:t>
       </w:r>
       <w:r>
+        <w:rPr>
+          <w:lang w:val="id-ID"/>
+        </w:rPr>
         <w:t xml:space="preserve"> </w:t>
       </w:r>
       <w:r>
@@ -1571,7 +1506,7 @@
         <w:rPr>
           <w:noProof/>
         </w:rPr>
-        <w:pict w14:anchorId="28D6F5D0">
+        <w:pict w14:anchorId="5D1510A0">
           <v:shape id="_x0000_s1034" type="#_x0000_t202" style="position:absolute;left:0;text-align:left;margin-left:277.05pt;margin-top:18.8pt;width:251.25pt;height:22.5pt;z-index:251684864;visibility:visible;mso-wrap-distance-top:3.6pt;mso-wrap-distance-bottom:3.6pt;mso-width-relative:margin;mso-height-relative:margin" o:gfxdata="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" strokecolor="black [3213]">
             <v:textbox>
               <w:txbxContent>
@@ -1652,7 +1587,7 @@
         <w:rPr>
           <w:noProof/>
         </w:rPr>
-        <w:pict w14:anchorId="59A0EC07">
+        <w:pict w14:anchorId="0C2BAAC9">
           <v:shape id="_x0000_s1033" type="#_x0000_t202" style="position:absolute;left:0;text-align:left;margin-left:4.9pt;margin-top:18.8pt;width:263.25pt;height:22.5pt;z-index:251682816;visibility:visible;mso-wrap-distance-top:3.6pt;mso-wrap-distance-bottom:3.6pt;mso-width-relative:margin;mso-height-relative:margin" o:gfxdata="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" strokecolor="black [3213]">
             <v:textbox style="mso-next-textbox:#_x0000_s1033">
               <w:txbxContent>
@@ -1955,7 +1890,7 @@
               <w:rPr>
                 <w:noProof/>
               </w:rPr>
-              <w:pict w14:anchorId="0D8B9C9E">
+              <w:pict w14:anchorId="0243A0A3">
                 <v:line id="Straight Connector 16" o:spid="_x0000_s1065" style="position:absolute;left:0;text-align:left;z-index:251687936;visibility:visible;mso-position-horizontal-relative:text;mso-position-vertical-relative:text;mso-width-relative:margin" from="81.2pt,40.4pt" to="474.2pt,40.4pt" o:gfxdata="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" strokecolor="black [3200]" strokeweight=".5pt">
                   <v:stroke joinstyle="miter"/>
                 </v:line>
@@ -1965,7 +1900,7 @@
               <w:rPr>
                 <w:noProof/>
               </w:rPr>
-              <w:pict w14:anchorId="4004053B">
+              <w:pict w14:anchorId="777648DB">
                 <v:line id="Straight Connector 17" o:spid="_x0000_s1064" style="position:absolute;left:0;text-align:left;z-index:251686912;visibility:visible;mso-position-horizontal-relative:text;mso-position-vertical-relative:text;mso-width-relative:margin" from="82.05pt,26.85pt" to="475.05pt,26.85pt" o:gfxdata="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" strokecolor="black [3200]" strokeweight=".5pt">
                   <v:stroke joinstyle="miter"/>
                 </v:line>
@@ -1982,7 +1917,7 @@
               <w:rPr>
                 <w:noProof/>
               </w:rPr>
-              <w:pict w14:anchorId="75498C3C">
+              <w:pict w14:anchorId="0FD5E9E2">
                 <v:line id="Straight Connector 18" o:spid="_x0000_s1063" style="position:absolute;z-index:251685888;visibility:visible;mso-position-horizontal-relative:text;mso-position-vertical-relative:text;mso-width-relative:margin" from="-4.2pt,12.6pt" to="385.05pt,12.6pt" o:gfxdata="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" strokecolor="black [3200]" strokeweight=".5pt">
                   <v:stroke joinstyle="miter"/>
                 </v:line>
@@ -2036,10 +1971,169 @@
             <w:pPr>
               <w:jc w:val="center"/>
               <w:rPr>
-                <w:b/>
-                <w:lang w:val="id-ID"/>
-              </w:rPr>
-            </w:pPr>
+                <w:lang w:val="id-ID"/>
+              </w:rPr>
+            </w:pPr>
+            <w:r>
+              <w:rPr>
+                <w:lang w:val="id-ID"/>
+              </w:rPr>
+              <w:fldChar w:fldCharType="begin"/>
+            </w:r>
+            <w:r>
+              <w:rPr>
+                <w:lang w:val="id-ID"/>
+              </w:rPr>
+              <w:instrText xml:space="preserve"> MERGEFIELD Awal_PX_T2 </w:instrText>
+            </w:r>
+            <w:r>
+              <w:rPr>
+                <w:lang w:val="id-ID"/>
+              </w:rPr>
+              <w:fldChar w:fldCharType="separate"/>
+            </w:r>
+            <w:r>
+              <w:rPr>
+                <w:noProof/>
+                <w:lang w:val="id-ID"/>
+              </w:rPr>
+              <w:t>«Awal_PX_T2»</w:t>
+            </w:r>
+            <w:r>
+              <w:rPr>
+                <w:lang w:val="id-ID"/>
+              </w:rPr>
+              <w:fldChar w:fldCharType="end"/>
+            </w:r>
+          </w:p>
+          <w:p>
+            <w:pPr>
+              <w:jc w:val="center"/>
+              <w:rPr>
+                <w:b/>
+                <w:lang w:val="id-ID"/>
+              </w:rPr>
+            </w:pPr>
+            <w:r>
+              <w:rPr>
+                <w:b/>
+                <w:lang w:val="id-ID"/>
+              </w:rPr>
+              <w:fldChar w:fldCharType="begin"/>
+            </w:r>
+            <w:r>
+              <w:rPr>
+                <w:b/>
+                <w:lang w:val="id-ID"/>
+              </w:rPr>
+              <w:instrText xml:space="preserve"> MERGEFIELD Terima_PX_T2 </w:instrText>
+            </w:r>
+            <w:r>
+              <w:rPr>
+                <w:b/>
+                <w:lang w:val="id-ID"/>
+              </w:rPr>
+              <w:fldChar w:fldCharType="separate"/>
+            </w:r>
+            <w:r>
+              <w:rPr>
+                <w:b/>
+                <w:noProof/>
+                <w:lang w:val="id-ID"/>
+              </w:rPr>
+              <w:t>«Terima_PX_T2»</w:t>
+            </w:r>
+            <w:r>
+              <w:rPr>
+                <w:b/>
+                <w:lang w:val="id-ID"/>
+              </w:rPr>
+              <w:fldChar w:fldCharType="end"/>
+            </w:r>
+          </w:p>
+          <w:p>
+            <w:pPr>
+              <w:jc w:val="center"/>
+              <w:rPr>
+                <w:lang w:val="id-ID"/>
+              </w:rPr>
+            </w:pPr>
+            <w:r>
+              <w:rPr>
+                <w:lang w:val="id-ID"/>
+              </w:rPr>
+              <w:fldChar w:fldCharType="begin"/>
+            </w:r>
+            <w:r>
+              <w:rPr>
+                <w:lang w:val="id-ID"/>
+              </w:rPr>
+              <w:instrText xml:space="preserve"> MERGEFIELD Keluar_PX_T2 </w:instrText>
+            </w:r>
+            <w:r>
+              <w:rPr>
+                <w:lang w:val="id-ID"/>
+              </w:rPr>
+              <w:fldChar w:fldCharType="separate"/>
+            </w:r>
+            <w:r>
+              <w:rPr>
+                <w:noProof/>
+                <w:lang w:val="id-ID"/>
+              </w:rPr>
+              <w:t>«Keluar_PX_T2»</w:t>
+            </w:r>
+            <w:r>
+              <w:rPr>
+                <w:lang w:val="id-ID"/>
+              </w:rPr>
+              <w:fldChar w:fldCharType="end"/>
+            </w:r>
+          </w:p>
+          <w:p>
+            <w:pPr>
+              <w:jc w:val="center"/>
+              <w:rPr>
+                <w:b/>
+                <w:lang w:val="id-ID"/>
+              </w:rPr>
+            </w:pPr>
+            <w:r>
+              <w:rPr>
+                <w:b/>
+                <w:lang w:val="id-ID"/>
+              </w:rPr>
+              <w:fldChar w:fldCharType="begin"/>
+            </w:r>
+            <w:r>
+              <w:rPr>
+                <w:b/>
+                <w:lang w:val="id-ID"/>
+              </w:rPr>
+              <w:instrText xml:space="preserve"> MERGEFIELD Jumlah_PX_T2 </w:instrText>
+            </w:r>
+            <w:r>
+              <w:rPr>
+                <w:b/>
+                <w:lang w:val="id-ID"/>
+              </w:rPr>
+              <w:fldChar w:fldCharType="separate"/>
+            </w:r>
+            <w:r>
+              <w:rPr>
+                <w:b/>
+                <w:noProof/>
+                <w:lang w:val="id-ID"/>
+              </w:rPr>
+              <w:t>«Jumlah_PX_T2»</w:t>
+            </w:r>
+            <w:r>
+              <w:rPr>
+                <w:b/>
+                <w:lang w:val="id-ID"/>
+              </w:rPr>
+              <w:fldChar w:fldCharType="end"/>
+            </w:r>
           </w:p>
         </w:tc>
         <w:tc>
@@ -2050,10 +2144,163 @@
             <w:pPr>
               <w:jc w:val="center"/>
               <w:rPr>
-                <w:b/>
-                <w:lang w:val="id-ID"/>
-              </w:rPr>
-            </w:pPr>
+                <w:lang w:val="id-ID"/>
+              </w:rPr>
+            </w:pPr>
+            <w:r>
+              <w:rPr>
+                <w:lang w:val="id-ID"/>
+              </w:rPr>
+              <w:fldChar w:fldCharType="begin"/>
+            </w:r>
+            <w:r>
+              <w:rPr>
+                <w:lang w:val="id-ID"/>
+              </w:rPr>
+              <w:instrText xml:space="preserve"> MERGEFIELD Awal_PDX_T2 </w:instrText>
+            </w:r>
+            <w:r>
+              <w:rPr>
+                <w:lang w:val="id-ID"/>
+              </w:rPr>
+              <w:fldChar w:fldCharType="separate"/>
+            </w:r>
+            <w:r>
+              <w:rPr>
+                <w:noProof/>
+                <w:lang w:val="id-ID"/>
+              </w:rPr>
+              <w:t>«Awal_PDX_T2»</w:t>
+            </w:r>
+            <w:r>
+              <w:rPr>
+                <w:lang w:val="id-ID"/>
+              </w:rPr>
+              <w:fldChar w:fldCharType="end"/>
+            </w:r>
+          </w:p>
+          <w:p>
+            <w:pPr>
+              <w:jc w:val="center"/>
+              <w:rPr>
+                <w:b/>
+              </w:rPr>
+            </w:pPr>
+            <w:r>
+              <w:rPr>
+                <w:b/>
+              </w:rPr>
+              <w:fldChar w:fldCharType="begin"/>
+            </w:r>
+            <w:r>
+              <w:rPr>
+                <w:b/>
+              </w:rPr>
+              <w:instrText xml:space="preserve"> MERGEFIELD Terima_PDX_T2 </w:instrText>
+            </w:r>
+            <w:r>
+              <w:rPr>
+                <w:b/>
+              </w:rPr>
+              <w:fldChar w:fldCharType="separate"/>
+            </w:r>
+            <w:r>
+              <w:rPr>
+                <w:b/>
+                <w:noProof/>
+              </w:rPr>
+              <w:t>«Terima_PDX_T2»</w:t>
+            </w:r>
+            <w:r>
+              <w:rPr>
+                <w:b/>
+              </w:rPr>
+              <w:fldChar w:fldCharType="end"/>
+            </w:r>
+          </w:p>
+          <w:p>
+            <w:pPr>
+              <w:jc w:val="center"/>
+              <w:rPr>
+                <w:lang w:val="id-ID"/>
+              </w:rPr>
+            </w:pPr>
+            <w:r>
+              <w:rPr>
+                <w:lang w:val="id-ID"/>
+              </w:rPr>
+              <w:fldChar w:fldCharType="begin"/>
+            </w:r>
+            <w:r>
+              <w:rPr>
+                <w:lang w:val="id-ID"/>
+              </w:rPr>
+              <w:instrText xml:space="preserve"> MERGEFIELD Keluar_PDX_T2 </w:instrText>
+            </w:r>
+            <w:r>
+              <w:rPr>
+                <w:lang w:val="id-ID"/>
+              </w:rPr>
+              <w:fldChar w:fldCharType="separate"/>
+            </w:r>
+            <w:r>
+              <w:rPr>
+                <w:noProof/>
+                <w:lang w:val="id-ID"/>
+              </w:rPr>
+              <w:t>«Keluar_PDX_T2»</w:t>
+            </w:r>
+            <w:r>
+              <w:rPr>
+                <w:lang w:val="id-ID"/>
+              </w:rPr>
+              <w:fldChar w:fldCharType="end"/>
+            </w:r>
+          </w:p>
+          <w:p>
+            <w:pPr>
+              <w:jc w:val="center"/>
+              <w:rPr>
+                <w:b/>
+                <w:lang w:val="id-ID"/>
+              </w:rPr>
+            </w:pPr>
+            <w:r>
+              <w:rPr>
+                <w:b/>
+                <w:lang w:val="id-ID"/>
+              </w:rPr>
+              <w:fldChar w:fldCharType="begin"/>
+            </w:r>
+            <w:r>
+              <w:rPr>
+                <w:b/>
+                <w:lang w:val="id-ID"/>
+              </w:rPr>
+              <w:instrText xml:space="preserve"> MERGEFIELD Jumlah_PDX_T2 </w:instrText>
+            </w:r>
+            <w:r>
+              <w:rPr>
+                <w:b/>
+                <w:lang w:val="id-ID"/>
+              </w:rPr>
+              <w:fldChar w:fldCharType="separate"/>
+            </w:r>
+            <w:r>
+              <w:rPr>
+                <w:b/>
+                <w:noProof/>
+                <w:lang w:val="id-ID"/>
+              </w:rPr>
+              <w:t>«Jumlah_PDX_T2»</w:t>
+            </w:r>
+            <w:r>
+              <w:rPr>
+                <w:b/>
+                <w:lang w:val="id-ID"/>
+              </w:rPr>
+              <w:fldChar w:fldCharType="end"/>
+            </w:r>
           </w:p>
         </w:tc>
       </w:tr>
@@ -2063,7 +2310,7 @@
         <w:rPr>
           <w:noProof/>
         </w:rPr>
-        <w:pict w14:anchorId="2195D7E7">
+        <w:pict w14:anchorId="1C7A31EF">
           <v:shape id="_x0000_s1035" type="#_x0000_t202" style="position:absolute;margin-left:304.5pt;margin-top:14.45pt;width:219.75pt;height:107.25pt;z-index:251683840;visibility:visible;mso-wrap-distance-top:3.6pt;mso-wrap-distance-bottom:3.6pt;mso-position-horizontal-relative:text;mso-position-vertical-relative:text;mso-width-relative:margin;mso-height-relative:margin" o:gfxdata="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" strokecolor="white [3212]">
             <v:textbox>
               <w:txbxContent>
@@ -2075,6 +2322,9 @@
                   </w:pPr>
                   <w:r>
                     <w:t xml:space="preserve">Bandung,      </w:t>
+                  </w:r>
+                  <w:r>
+                    <w:t xml:space="preserve">    </w:t>
                   </w:r>
                 </w:p>
                 <w:p>
@@ -2174,7 +2424,7 @@
           <w:noProof/>
         </w:rPr>
         <w:lastRenderedPageBreak/>
-        <w:pict w14:anchorId="0C88875F">
+        <w:pict w14:anchorId="16DA6575">
           <v:shape id="_x0000_s1036" type="#_x0000_t202" style="position:absolute;margin-left:390pt;margin-top:0;width:81pt;height:18pt;z-index:251689984;visibility:visible;mso-wrap-distance-top:3.6pt;mso-wrap-distance-bottom:3.6pt;mso-width-relative:margin;mso-height-relative:margin" o:gfxdata="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" strokecolor="white [3212]">
             <v:textbox>
               <w:txbxContent>
@@ -2229,7 +2479,7 @@
         <w:rPr>
           <w:noProof/>
         </w:rPr>
-        <w:pict w14:anchorId="6CBE01CE">
+        <w:pict w14:anchorId="537305DB">
           <v:shape id="_x0000_s1037" type="#_x0000_t202" style="position:absolute;margin-left:399.75pt;margin-top:8.3pt;width:81pt;height:33pt;z-index:251693056;visibility:visible;mso-wrap-distance-top:3.6pt;mso-wrap-distance-bottom:3.6pt;mso-width-relative:margin;mso-height-relative:margin" o:gfxdata="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" strokecolor="white [3212]">
             <v:textbox>
               <w:txbxContent>
@@ -2317,7 +2567,7 @@
           <w:lang w:val="id-ID" w:eastAsia="id-ID"/>
         </w:rPr>
         <w:drawing>
-          <wp:anchor distT="0" distB="0" distL="114300" distR="114300" simplePos="0" relativeHeight="251691008" behindDoc="0" locked="0" layoutInCell="1" allowOverlap="1" wp14:anchorId="505821D0" wp14:editId="65B56E45">
+          <wp:anchor distT="0" distB="0" distL="114300" distR="114300" simplePos="0" relativeHeight="251691008" behindDoc="0" locked="0" layoutInCell="1" allowOverlap="1" wp14:anchorId="7EB47FEA" wp14:editId="51DD371C">
             <wp:simplePos x="0" y="0"/>
             <wp:positionH relativeFrom="column">
               <wp:posOffset>3184525</wp:posOffset>
@@ -2377,7 +2627,7 @@
         <w:rPr>
           <w:noProof/>
         </w:rPr>
-        <w:pict w14:anchorId="48A32CDD">
+        <w:pict w14:anchorId="1E68F7E6">
           <v:line id="Straight Connector 22" o:spid="_x0000_s1062" style="position:absolute;z-index:251692032;visibility:visible;mso-position-horizontal-relative:text;mso-position-vertical-relative:text" from="-.75pt,12.15pt" to="192pt,12.15pt" o:gfxdata="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" strokecolor="black [3200]" strokeweight=".5pt">
             <v:stroke joinstyle="miter"/>
           </v:line>
@@ -2440,7 +2690,7 @@
         <w:rPr>
           <w:noProof/>
         </w:rPr>
-        <w:pict w14:anchorId="36FCFAB8">
+        <w:pict w14:anchorId="3BFAF312">
           <v:shape id="_x0000_s1038" type="#_x0000_t202" style="position:absolute;left:0;text-align:left;margin-left:-.35pt;margin-top:24.7pt;width:263.25pt;height:22.5pt;z-index:251694080;visibility:visible;mso-wrap-distance-top:3.6pt;mso-wrap-distance-bottom:3.6pt;mso-width-relative:margin;mso-height-relative:margin" o:gfxdata="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" strokecolor="black [3213]">
             <v:textbox>
               <w:txbxContent>
@@ -2520,7 +2770,7 @@
         <w:rPr>
           <w:noProof/>
         </w:rPr>
-        <w:pict w14:anchorId="222B35EB">
+        <w:pict w14:anchorId="254BBC14">
           <v:shape id="_x0000_s1039" type="#_x0000_t202" style="position:absolute;left:0;text-align:left;margin-left:273pt;margin-top:24.5pt;width:251.25pt;height:22.5pt;z-index:251696128;visibility:visible;mso-wrap-distance-top:3.6pt;mso-wrap-distance-bottom:3.6pt;mso-width-relative:margin;mso-height-relative:margin" o:gfxdata="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" strokecolor="black [3213]">
             <v:textbox>
               <w:txbxContent>
@@ -2583,10 +2833,10 @@
         <w:rPr>
           <w:lang w:val="id-ID"/>
         </w:rPr>
-        <w:t xml:space="preserve">X </w:t>
-      </w:r>
-      <w:r>
-        <w:t>/2025</w:t>
+        <w:t xml:space="preserve"> </w:t>
+      </w:r>
+      <w:r>
+        <w:t>/</w:t>
       </w:r>
     </w:p>
     <w:p>
@@ -2823,8 +3073,8 @@
               <w:rPr>
                 <w:noProof/>
               </w:rPr>
-              <w:pict w14:anchorId="6EC04060">
-                <v:line id="Straight Connector 25" o:spid="_x0000_s1061" style="position:absolute;left:0;text-align:left;z-index:251699200;visibility:visible;mso-position-horizontal-relative:text;mso-position-vertical-relative:text;mso-width-relative:margin" from="81.2pt,40.4pt" to="474.2pt,40.4pt" o:gfxdata="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" strokecolor="black [3200]" strokeweight=".5pt">
+              <w:pict w14:anchorId="657B0A21">
+                <v:line id="Straight Connector 25" o:spid="_x0000_s1074" style="position:absolute;left:0;text-align:left;z-index:251724800;visibility:visible;mso-position-horizontal-relative:text;mso-position-vertical-relative:text;mso-width-relative:margin" from="81.2pt,40.4pt" to="474.2pt,40.4pt" o:gfxdata="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" strokecolor="black [3200]" strokeweight=".5pt">
                   <v:stroke joinstyle="miter"/>
                 </v:line>
               </w:pict>
@@ -2833,8 +3083,8 @@
               <w:rPr>
                 <w:noProof/>
               </w:rPr>
-              <w:pict w14:anchorId="60729211">
-                <v:line id="Straight Connector 26" o:spid="_x0000_s1060" style="position:absolute;left:0;text-align:left;z-index:251698176;visibility:visible;mso-position-horizontal-relative:text;mso-position-vertical-relative:text;mso-width-relative:margin" from="82.05pt,26.85pt" to="475.05pt,26.85pt" o:gfxdata="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" strokecolor="black [3200]" strokeweight=".5pt">
+              <w:pict w14:anchorId="3C407D0A">
+                <v:line id="Straight Connector 26" o:spid="_x0000_s1073" style="position:absolute;left:0;text-align:left;z-index:251723776;visibility:visible;mso-position-horizontal-relative:text;mso-position-vertical-relative:text;mso-width-relative:margin" from="82.05pt,26.85pt" to="475.05pt,26.85pt" o:gfxdata="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" strokecolor="black [3200]" strokeweight=".5pt">
                   <v:stroke joinstyle="miter"/>
                 </v:line>
               </w:pict>
@@ -2850,8 +3100,8 @@
               <w:rPr>
                 <w:noProof/>
               </w:rPr>
-              <w:pict w14:anchorId="265A854C">
-                <v:line id="Straight Connector 27" o:spid="_x0000_s1059" style="position:absolute;z-index:251697152;visibility:visible;mso-position-horizontal-relative:text;mso-position-vertical-relative:text;mso-width-relative:margin" from="-4.2pt,12.6pt" to="385.05pt,12.6pt" o:gfxdata="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" strokecolor="black [3200]" strokeweight=".5pt">
+              <w:pict w14:anchorId="1109B570">
+                <v:line id="Straight Connector 27" o:spid="_x0000_s1072" style="position:absolute;z-index:251722752;visibility:visible;mso-position-horizontal-relative:text;mso-position-vertical-relative:text;mso-width-relative:margin" from="-4.2pt,12.6pt" to="385.05pt,12.6pt" o:gfxdata="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" strokecolor="black [3200]" strokeweight=".5pt">
                   <v:stroke joinstyle="miter"/>
                 </v:line>
               </w:pict>
@@ -2904,10 +3154,169 @@
             <w:pPr>
               <w:jc w:val="center"/>
               <w:rPr>
-                <w:b/>
-                <w:lang w:val="id-ID"/>
-              </w:rPr>
-            </w:pPr>
+                <w:lang w:val="id-ID"/>
+              </w:rPr>
+            </w:pPr>
+            <w:r>
+              <w:rPr>
+                <w:lang w:val="id-ID"/>
+              </w:rPr>
+              <w:fldChar w:fldCharType="begin"/>
+            </w:r>
+            <w:r>
+              <w:rPr>
+                <w:lang w:val="id-ID"/>
+              </w:rPr>
+              <w:instrText xml:space="preserve"> MERGEFIELD Awal_PX_T1 </w:instrText>
+            </w:r>
+            <w:r>
+              <w:rPr>
+                <w:lang w:val="id-ID"/>
+              </w:rPr>
+              <w:fldChar w:fldCharType="separate"/>
+            </w:r>
+            <w:r>
+              <w:rPr>
+                <w:noProof/>
+                <w:lang w:val="id-ID"/>
+              </w:rPr>
+              <w:t>«Awal_PX_T1»</w:t>
+            </w:r>
+            <w:r>
+              <w:rPr>
+                <w:lang w:val="id-ID"/>
+              </w:rPr>
+              <w:fldChar w:fldCharType="end"/>
+            </w:r>
+          </w:p>
+          <w:p>
+            <w:pPr>
+              <w:jc w:val="center"/>
+              <w:rPr>
+                <w:b/>
+                <w:lang w:val="id-ID"/>
+              </w:rPr>
+            </w:pPr>
+            <w:r>
+              <w:rPr>
+                <w:b/>
+                <w:lang w:val="id-ID"/>
+              </w:rPr>
+              <w:fldChar w:fldCharType="begin"/>
+            </w:r>
+            <w:r>
+              <w:rPr>
+                <w:b/>
+                <w:lang w:val="id-ID"/>
+              </w:rPr>
+              <w:instrText xml:space="preserve"> MERGEFIELD Terima_PX_T1 </w:instrText>
+            </w:r>
+            <w:r>
+              <w:rPr>
+                <w:b/>
+                <w:lang w:val="id-ID"/>
+              </w:rPr>
+              <w:fldChar w:fldCharType="separate"/>
+            </w:r>
+            <w:r>
+              <w:rPr>
+                <w:b/>
+                <w:noProof/>
+                <w:lang w:val="id-ID"/>
+              </w:rPr>
+              <w:t>«Terima_PX_T1»</w:t>
+            </w:r>
+            <w:r>
+              <w:rPr>
+                <w:b/>
+                <w:lang w:val="id-ID"/>
+              </w:rPr>
+              <w:fldChar w:fldCharType="end"/>
+            </w:r>
+          </w:p>
+          <w:p>
+            <w:pPr>
+              <w:jc w:val="center"/>
+              <w:rPr>
+                <w:lang w:val="id-ID"/>
+              </w:rPr>
+            </w:pPr>
+            <w:r>
+              <w:rPr>
+                <w:lang w:val="id-ID"/>
+              </w:rPr>
+              <w:fldChar w:fldCharType="begin"/>
+            </w:r>
+            <w:r>
+              <w:rPr>
+                <w:lang w:val="id-ID"/>
+              </w:rPr>
+              <w:instrText xml:space="preserve"> MERGEFIELD Keluar_PX_T1 </w:instrText>
+            </w:r>
+            <w:r>
+              <w:rPr>
+                <w:lang w:val="id-ID"/>
+              </w:rPr>
+              <w:fldChar w:fldCharType="separate"/>
+            </w:r>
+            <w:r>
+              <w:rPr>
+                <w:noProof/>
+                <w:lang w:val="id-ID"/>
+              </w:rPr>
+              <w:t>«Keluar_PX_T1»</w:t>
+            </w:r>
+            <w:r>
+              <w:rPr>
+                <w:lang w:val="id-ID"/>
+              </w:rPr>
+              <w:fldChar w:fldCharType="end"/>
+            </w:r>
+          </w:p>
+          <w:p>
+            <w:pPr>
+              <w:jc w:val="center"/>
+              <w:rPr>
+                <w:b/>
+                <w:lang w:val="id-ID"/>
+              </w:rPr>
+            </w:pPr>
+            <w:r>
+              <w:rPr>
+                <w:b/>
+                <w:lang w:val="id-ID"/>
+              </w:rPr>
+              <w:fldChar w:fldCharType="begin"/>
+            </w:r>
+            <w:r>
+              <w:rPr>
+                <w:b/>
+                <w:lang w:val="id-ID"/>
+              </w:rPr>
+              <w:instrText xml:space="preserve"> MERGEFIELD Jumlah_PX_T1 </w:instrText>
+            </w:r>
+            <w:r>
+              <w:rPr>
+                <w:b/>
+                <w:lang w:val="id-ID"/>
+              </w:rPr>
+              <w:fldChar w:fldCharType="separate"/>
+            </w:r>
+            <w:r>
+              <w:rPr>
+                <w:b/>
+                <w:noProof/>
+                <w:lang w:val="id-ID"/>
+              </w:rPr>
+              <w:t>«Jumlah_PX_T1»</w:t>
+            </w:r>
+            <w:r>
+              <w:rPr>
+                <w:b/>
+                <w:lang w:val="id-ID"/>
+              </w:rPr>
+              <w:fldChar w:fldCharType="end"/>
+            </w:r>
           </w:p>
         </w:tc>
         <w:tc>
@@ -2918,10 +3327,169 @@
             <w:pPr>
               <w:jc w:val="center"/>
               <w:rPr>
-                <w:b/>
-                <w:lang w:val="id-ID"/>
-              </w:rPr>
-            </w:pPr>
+                <w:lang w:val="id-ID"/>
+              </w:rPr>
+            </w:pPr>
+            <w:r>
+              <w:rPr>
+                <w:lang w:val="id-ID"/>
+              </w:rPr>
+              <w:fldChar w:fldCharType="begin"/>
+            </w:r>
+            <w:r>
+              <w:rPr>
+                <w:lang w:val="id-ID"/>
+              </w:rPr>
+              <w:instrText xml:space="preserve"> MERGEFIELD Awal_PDX_T1 </w:instrText>
+            </w:r>
+            <w:r>
+              <w:rPr>
+                <w:lang w:val="id-ID"/>
+              </w:rPr>
+              <w:fldChar w:fldCharType="separate"/>
+            </w:r>
+            <w:r>
+              <w:rPr>
+                <w:noProof/>
+                <w:lang w:val="id-ID"/>
+              </w:rPr>
+              <w:t>«Awal_PDX_T1»</w:t>
+            </w:r>
+            <w:r>
+              <w:rPr>
+                <w:lang w:val="id-ID"/>
+              </w:rPr>
+              <w:fldChar w:fldCharType="end"/>
+            </w:r>
+          </w:p>
+          <w:p>
+            <w:pPr>
+              <w:jc w:val="center"/>
+              <w:rPr>
+                <w:b/>
+                <w:lang w:val="id-ID"/>
+              </w:rPr>
+            </w:pPr>
+            <w:r>
+              <w:rPr>
+                <w:b/>
+                <w:lang w:val="id-ID"/>
+              </w:rPr>
+              <w:fldChar w:fldCharType="begin"/>
+            </w:r>
+            <w:r>
+              <w:rPr>
+                <w:b/>
+                <w:lang w:val="id-ID"/>
+              </w:rPr>
+              <w:instrText xml:space="preserve"> MERGEFIELD Terima_PDX_T1 </w:instrText>
+            </w:r>
+            <w:r>
+              <w:rPr>
+                <w:b/>
+                <w:lang w:val="id-ID"/>
+              </w:rPr>
+              <w:fldChar w:fldCharType="separate"/>
+            </w:r>
+            <w:r>
+              <w:rPr>
+                <w:b/>
+                <w:noProof/>
+                <w:lang w:val="id-ID"/>
+              </w:rPr>
+              <w:t>«Terima_PDX_T1»</w:t>
+            </w:r>
+            <w:r>
+              <w:rPr>
+                <w:b/>
+                <w:lang w:val="id-ID"/>
+              </w:rPr>
+              <w:fldChar w:fldCharType="end"/>
+            </w:r>
+          </w:p>
+          <w:p>
+            <w:pPr>
+              <w:jc w:val="center"/>
+              <w:rPr>
+                <w:lang w:val="id-ID"/>
+              </w:rPr>
+            </w:pPr>
+            <w:r>
+              <w:rPr>
+                <w:lang w:val="id-ID"/>
+              </w:rPr>
+              <w:fldChar w:fldCharType="begin"/>
+            </w:r>
+            <w:r>
+              <w:rPr>
+                <w:lang w:val="id-ID"/>
+              </w:rPr>
+              <w:instrText xml:space="preserve"> MERGEFIELD Keluar_PDX_T1 </w:instrText>
+            </w:r>
+            <w:r>
+              <w:rPr>
+                <w:lang w:val="id-ID"/>
+              </w:rPr>
+              <w:fldChar w:fldCharType="separate"/>
+            </w:r>
+            <w:r>
+              <w:rPr>
+                <w:noProof/>
+                <w:lang w:val="id-ID"/>
+              </w:rPr>
+              <w:t>«Keluar_PDX_T1»</w:t>
+            </w:r>
+            <w:r>
+              <w:rPr>
+                <w:lang w:val="id-ID"/>
+              </w:rPr>
+              <w:fldChar w:fldCharType="end"/>
+            </w:r>
+          </w:p>
+          <w:p>
+            <w:pPr>
+              <w:jc w:val="center"/>
+              <w:rPr>
+                <w:b/>
+                <w:lang w:val="id-ID"/>
+              </w:rPr>
+            </w:pPr>
+            <w:r>
+              <w:rPr>
+                <w:b/>
+                <w:lang w:val="id-ID"/>
+              </w:rPr>
+              <w:fldChar w:fldCharType="begin"/>
+            </w:r>
+            <w:r>
+              <w:rPr>
+                <w:b/>
+                <w:lang w:val="id-ID"/>
+              </w:rPr>
+              <w:instrText xml:space="preserve"> MERGEFIELD Jumlah_PDX_T1 </w:instrText>
+            </w:r>
+            <w:r>
+              <w:rPr>
+                <w:b/>
+                <w:lang w:val="id-ID"/>
+              </w:rPr>
+              <w:fldChar w:fldCharType="separate"/>
+            </w:r>
+            <w:r>
+              <w:rPr>
+                <w:b/>
+                <w:noProof/>
+                <w:lang w:val="id-ID"/>
+              </w:rPr>
+              <w:t>«Jumlah_PDX_T1»</w:t>
+            </w:r>
+            <w:r>
+              <w:rPr>
+                <w:b/>
+                <w:lang w:val="id-ID"/>
+              </w:rPr>
+              <w:fldChar w:fldCharType="end"/>
+            </w:r>
           </w:p>
         </w:tc>
       </w:tr>
@@ -2931,7 +3499,7 @@
         <w:rPr>
           <w:noProof/>
         </w:rPr>
-        <w:pict w14:anchorId="79B87665">
+        <w:pict w14:anchorId="3C824422">
           <v:shape id="_x0000_s1040" type="#_x0000_t202" style="position:absolute;margin-left:304.5pt;margin-top:19.2pt;width:219.75pt;height:107.25pt;z-index:251695104;visibility:visible;mso-wrap-distance-top:3.6pt;mso-wrap-distance-bottom:3.6pt;mso-position-horizontal-relative:text;mso-position-vertical-relative:text;mso-width-relative:margin;mso-height-relative:margin" o:gfxdata="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" strokecolor="white [3212]">
             <v:textbox>
               <w:txbxContent>
@@ -2943,6 +3511,9 @@
                   </w:pPr>
                   <w:r>
                     <w:t xml:space="preserve">Bandung,        </w:t>
+                  </w:r>
+                  <w:r>
+                    <w:t xml:space="preserve">      </w:t>
                   </w:r>
                 </w:p>
                 <w:p>
@@ -3040,7 +3611,7 @@
         <w:rPr>
           <w:noProof/>
         </w:rPr>
-        <w:pict w14:anchorId="34A2ECF7">
+        <w:pict w14:anchorId="6C7C99E6">
           <v:shape id="_x0000_s1041" type="#_x0000_t202" style="position:absolute;margin-left:390pt;margin-top:0;width:81pt;height:18pt;z-index:251700224;visibility:visible;mso-wrap-distance-top:3.6pt;mso-wrap-distance-bottom:3.6pt;mso-width-relative:margin;mso-height-relative:margin" o:gfxdata="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" strokecolor="white [3212]">
             <v:textbox>
               <w:txbxContent>
@@ -3095,7 +3666,7 @@
         <w:rPr>
           <w:noProof/>
         </w:rPr>
-        <w:pict w14:anchorId="69698556">
+        <w:pict w14:anchorId="03290CB0">
           <v:shape id="_x0000_s1042" type="#_x0000_t202" style="position:absolute;margin-left:399.75pt;margin-top:8.3pt;width:81pt;height:33pt;z-index:251703296;visibility:visible;mso-wrap-distance-top:3.6pt;mso-wrap-distance-bottom:3.6pt;mso-width-relative:margin;mso-height-relative:margin" o:gfxdata="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" strokecolor="white [3212]">
             <v:textbox>
               <w:txbxContent>
@@ -3183,7 +3754,7 @@
           <w:lang w:val="id-ID" w:eastAsia="id-ID"/>
         </w:rPr>
         <w:drawing>
-          <wp:anchor distT="0" distB="0" distL="114300" distR="114300" simplePos="0" relativeHeight="251701248" behindDoc="0" locked="0" layoutInCell="1" allowOverlap="1" wp14:anchorId="102D2AA2" wp14:editId="15B8983F">
+          <wp:anchor distT="0" distB="0" distL="114300" distR="114300" simplePos="0" relativeHeight="251701248" behindDoc="0" locked="0" layoutInCell="1" allowOverlap="1" wp14:anchorId="58D8606D" wp14:editId="3B3A97C5">
             <wp:simplePos x="0" y="0"/>
             <wp:positionH relativeFrom="column">
               <wp:posOffset>3184525</wp:posOffset>
@@ -3243,7 +3814,7 @@
         <w:rPr>
           <w:noProof/>
         </w:rPr>
-        <w:pict w14:anchorId="5610B4B4">
+        <w:pict w14:anchorId="6D18A5F8">
           <v:line id="Straight Connector 31" o:spid="_x0000_s1058" style="position:absolute;z-index:251702272;visibility:visible;mso-position-horizontal-relative:text;mso-position-vertical-relative:text" from="-.75pt,12.15pt" to="192pt,12.15pt" o:gfxdata="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" strokecolor="black [3200]" strokeweight=".5pt">
             <v:stroke joinstyle="miter"/>
           </v:line>
@@ -3315,13 +3886,10 @@
         <w:rPr>
           <w:lang w:val="id-ID"/>
         </w:rPr>
-        <w:t xml:space="preserve">X </w:t>
-      </w:r>
-      <w:r>
-        <w:t>/202</w:t>
-      </w:r>
-      <w:r>
-        <w:t>5</w:t>
+        <w:t xml:space="preserve"> </w:t>
+      </w:r>
+      <w:r>
+        <w:t>/</w:t>
       </w:r>
     </w:p>
     <w:p>
@@ -3334,7 +3902,7 @@
         <w:rPr>
           <w:noProof/>
         </w:rPr>
-        <w:pict w14:anchorId="59F14743">
+        <w:pict w14:anchorId="65A4086A">
           <v:shape id="_x0000_s1044" type="#_x0000_t202" style="position:absolute;left:0;text-align:left;margin-left:280.05pt;margin-top:18.15pt;width:251.25pt;height:22.5pt;z-index:251706368;visibility:visible;mso-wrap-distance-top:3.6pt;mso-wrap-distance-bottom:3.6pt;mso-width-relative:margin;mso-height-relative:margin" o:gfxdata="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" strokecolor="black [3213]">
             <v:textbox>
               <w:txbxContent>
@@ -3417,7 +3985,7 @@
         <w:rPr>
           <w:noProof/>
         </w:rPr>
-        <w:pict w14:anchorId="1847C86F">
+        <w:pict w14:anchorId="60E3A4F2">
           <v:shape id="_x0000_s1043" type="#_x0000_t202" style="position:absolute;left:0;text-align:left;margin-left:4.9pt;margin-top:18.8pt;width:263.25pt;height:22.5pt;z-index:251704320;visibility:visible;mso-wrap-distance-top:3.6pt;mso-wrap-distance-bottom:3.6pt;mso-width-relative:margin;mso-height-relative:margin" o:gfxdata="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" strokecolor="black [3213]">
             <v:textbox>
               <w:txbxContent>
@@ -3514,7 +4082,7 @@
     <w:tbl>
       <w:tblPr>
         <w:tblStyle w:val="TableGrid"/>
-        <w:tblW w:w="10525" w:type="dxa"/>
+        <w:tblW w:w="14911" w:type="dxa"/>
         <w:tblLook w:val="04A0" w:firstRow="1" w:lastRow="0" w:firstColumn="1" w:lastColumn="0" w:noHBand="0" w:noVBand="1"/>
       </w:tblPr>
       <w:tblGrid>
@@ -3523,6 +4091,7 @@
         <w:gridCol w:w="3468"/>
         <w:gridCol w:w="1834"/>
         <w:gridCol w:w="2552"/>
+        <w:gridCol w:w="4386"/>
       </w:tblGrid>
       <w:tr>
         <w:tc>
@@ -3589,6 +4158,16 @@
             </w:r>
           </w:p>
         </w:tc>
+        <w:tc>
+          <w:tcPr>
+            <w:tcW w:w="4386" w:type="dxa"/>
+          </w:tcPr>
+          <w:p>
+            <w:pPr>
+              <w:jc w:val="center"/>
+            </w:pPr>
+          </w:p>
+        </w:tc>
       </w:tr>
       <w:tr>
         <w:tc>
@@ -3644,6 +4223,19 @@
             </w:r>
           </w:p>
         </w:tc>
+        <w:tc>
+          <w:tcPr>
+            <w:tcW w:w="4386" w:type="dxa"/>
+          </w:tcPr>
+          <w:p>
+            <w:pPr>
+              <w:jc w:val="center"/>
+              <w:rPr>
+                <w:lang w:val="id-ID"/>
+              </w:rPr>
+            </w:pPr>
+          </w:p>
+        </w:tc>
       </w:tr>
       <w:tr>
         <w:tc>
@@ -3691,6 +4283,16 @@
             <w:r>
               <w:t>LITER</w:t>
             </w:r>
+          </w:p>
+        </w:tc>
+        <w:tc>
+          <w:tcPr>
+            <w:tcW w:w="4386" w:type="dxa"/>
+          </w:tcPr>
+          <w:p>
+            <w:pPr>
+              <w:jc w:val="center"/>
+            </w:pPr>
           </w:p>
         </w:tc>
       </w:tr>
@@ -3720,8 +4322,8 @@
               <w:rPr>
                 <w:noProof/>
               </w:rPr>
-              <w:pict w14:anchorId="14E0FDCE">
-                <v:line id="Straight Connector 194" o:spid="_x0000_s1057" style="position:absolute;left:0;text-align:left;z-index:251709440;visibility:visible;mso-position-horizontal-relative:text;mso-position-vertical-relative:text;mso-width-relative:margin" from="81.2pt,40.4pt" to="474.2pt,40.4pt" o:gfxdata="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" strokecolor="black [3200]" strokeweight=".5pt">
+              <w:pict w14:anchorId="183BBAF9">
+                <v:line id="Straight Connector 194" o:spid="_x0000_s1083" style="position:absolute;left:0;text-align:left;z-index:251737088;visibility:visible;mso-position-horizontal-relative:text;mso-position-vertical-relative:text;mso-width-relative:margin" from="81.2pt,40.4pt" to="474.2pt,40.4pt" o:gfxdata="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" strokecolor="black [3200]" strokeweight=".5pt">
                   <v:stroke joinstyle="miter"/>
                 </v:line>
               </w:pict>
@@ -3730,8 +4332,8 @@
               <w:rPr>
                 <w:noProof/>
               </w:rPr>
-              <w:pict w14:anchorId="16757326">
-                <v:line id="Straight Connector 195" o:spid="_x0000_s1056" style="position:absolute;left:0;text-align:left;z-index:251708416;visibility:visible;mso-position-horizontal-relative:text;mso-position-vertical-relative:text;mso-width-relative:margin" from="82.05pt,26.85pt" to="475.05pt,26.85pt" o:gfxdata="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" strokecolor="black [3200]" strokeweight=".5pt">
+              <w:pict w14:anchorId="46809AE1">
+                <v:line id="Straight Connector 195" o:spid="_x0000_s1082" style="position:absolute;left:0;text-align:left;z-index:251736064;visibility:visible;mso-position-horizontal-relative:text;mso-position-vertical-relative:text;mso-width-relative:margin" from="82.05pt,26.85pt" to="475.05pt,26.85pt" o:gfxdata="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" strokecolor="black [3200]" strokeweight=".5pt">
                   <v:stroke joinstyle="miter"/>
                 </v:line>
               </w:pict>
@@ -3747,8 +4349,8 @@
               <w:rPr>
                 <w:noProof/>
               </w:rPr>
-              <w:pict w14:anchorId="32CF2BD5">
-                <v:line id="Straight Connector 196" o:spid="_x0000_s1055" style="position:absolute;z-index:251707392;visibility:visible;mso-position-horizontal-relative:text;mso-position-vertical-relative:text;mso-width-relative:margin" from="-4.2pt,12.6pt" to="385.05pt,12.6pt" o:gfxdata="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" strokecolor="black [3200]" strokeweight=".5pt">
+              <w:pict w14:anchorId="4EC27AF6">
+                <v:line id="Straight Connector 196" o:spid="_x0000_s1081" style="position:absolute;z-index:251735040;visibility:visible;mso-position-horizontal-relative:text;mso-position-vertical-relative:text;mso-width-relative:margin" from="-4.2pt,12.6pt" to="385.05pt,12.6pt" o:gfxdata="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" strokecolor="black [3200]" strokeweight=".5pt">
                   <v:stroke joinstyle="miter"/>
                 </v:line>
               </w:pict>
@@ -3793,11 +4395,170 @@
           </w:tcPr>
           <w:p>
             <w:pPr>
-              <w:rPr>
-                <w:b/>
-                <w:lang w:val="id-ID"/>
-              </w:rPr>
-            </w:pPr>
+              <w:jc w:val="center"/>
+              <w:rPr>
+                <w:lang w:val="id-ID"/>
+              </w:rPr>
+            </w:pPr>
+            <w:r>
+              <w:rPr>
+                <w:lang w:val="id-ID"/>
+              </w:rPr>
+              <w:fldChar w:fldCharType="begin"/>
+            </w:r>
+            <w:r>
+              <w:rPr>
+                <w:lang w:val="id-ID"/>
+              </w:rPr>
+              <w:instrText xml:space="preserve"> MERGEFIELD Awal_PX_T2 </w:instrText>
+            </w:r>
+            <w:r>
+              <w:rPr>
+                <w:lang w:val="id-ID"/>
+              </w:rPr>
+              <w:fldChar w:fldCharType="separate"/>
+            </w:r>
+            <w:r>
+              <w:rPr>
+                <w:noProof/>
+                <w:lang w:val="id-ID"/>
+              </w:rPr>
+              <w:t>«Awal_PX_T2»</w:t>
+            </w:r>
+            <w:r>
+              <w:rPr>
+                <w:lang w:val="id-ID"/>
+              </w:rPr>
+              <w:fldChar w:fldCharType="end"/>
+            </w:r>
+          </w:p>
+          <w:p>
+            <w:pPr>
+              <w:jc w:val="center"/>
+              <w:rPr>
+                <w:b/>
+                <w:lang w:val="id-ID"/>
+              </w:rPr>
+            </w:pPr>
+            <w:r>
+              <w:rPr>
+                <w:b/>
+                <w:lang w:val="id-ID"/>
+              </w:rPr>
+              <w:fldChar w:fldCharType="begin"/>
+            </w:r>
+            <w:r>
+              <w:rPr>
+                <w:b/>
+                <w:lang w:val="id-ID"/>
+              </w:rPr>
+              <w:instrText xml:space="preserve"> MERGEFIELD Terima_PX_T2 </w:instrText>
+            </w:r>
+            <w:r>
+              <w:rPr>
+                <w:b/>
+                <w:lang w:val="id-ID"/>
+              </w:rPr>
+              <w:fldChar w:fldCharType="separate"/>
+            </w:r>
+            <w:r>
+              <w:rPr>
+                <w:b/>
+                <w:noProof/>
+                <w:lang w:val="id-ID"/>
+              </w:rPr>
+              <w:t>«Terima_PX_T2»</w:t>
+            </w:r>
+            <w:r>
+              <w:rPr>
+                <w:b/>
+                <w:lang w:val="id-ID"/>
+              </w:rPr>
+              <w:fldChar w:fldCharType="end"/>
+            </w:r>
+          </w:p>
+          <w:p>
+            <w:pPr>
+              <w:jc w:val="center"/>
+              <w:rPr>
+                <w:lang w:val="id-ID"/>
+              </w:rPr>
+            </w:pPr>
+            <w:r>
+              <w:rPr>
+                <w:lang w:val="id-ID"/>
+              </w:rPr>
+              <w:fldChar w:fldCharType="begin"/>
+            </w:r>
+            <w:r>
+              <w:rPr>
+                <w:lang w:val="id-ID"/>
+              </w:rPr>
+              <w:instrText xml:space="preserve"> MERGEFIELD Keluar_PX_T2 </w:instrText>
+            </w:r>
+            <w:r>
+              <w:rPr>
+                <w:lang w:val="id-ID"/>
+              </w:rPr>
+              <w:fldChar w:fldCharType="separate"/>
+            </w:r>
+            <w:r>
+              <w:rPr>
+                <w:noProof/>
+                <w:lang w:val="id-ID"/>
+              </w:rPr>
+              <w:t>«Keluar_PX_T2»</w:t>
+            </w:r>
+            <w:r>
+              <w:rPr>
+                <w:lang w:val="id-ID"/>
+              </w:rPr>
+              <w:fldChar w:fldCharType="end"/>
+            </w:r>
+          </w:p>
+          <w:p>
+            <w:pPr>
+              <w:rPr>
+                <w:b/>
+                <w:lang w:val="id-ID"/>
+              </w:rPr>
+            </w:pPr>
+            <w:r>
+              <w:rPr>
+                <w:b/>
+                <w:lang w:val="id-ID"/>
+              </w:rPr>
+              <w:fldChar w:fldCharType="begin"/>
+            </w:r>
+            <w:r>
+              <w:rPr>
+                <w:b/>
+                <w:lang w:val="id-ID"/>
+              </w:rPr>
+              <w:instrText xml:space="preserve"> MERGEFIELD Jumlah_PX_T2 </w:instrText>
+            </w:r>
+            <w:r>
+              <w:rPr>
+                <w:b/>
+                <w:lang w:val="id-ID"/>
+              </w:rPr>
+              <w:fldChar w:fldCharType="separate"/>
+            </w:r>
+            <w:r>
+              <w:rPr>
+                <w:b/>
+                <w:noProof/>
+                <w:lang w:val="id-ID"/>
+              </w:rPr>
+              <w:t>«Jumlah_PX_T2»</w:t>
+            </w:r>
+            <w:r>
+              <w:rPr>
+                <w:b/>
+                <w:lang w:val="id-ID"/>
+              </w:rPr>
+              <w:fldChar w:fldCharType="end"/>
+            </w:r>
           </w:p>
         </w:tc>
         <w:tc>
@@ -3808,7 +4569,173 @@
             <w:pPr>
               <w:jc w:val="center"/>
               <w:rPr>
-                <w:b/>
+                <w:lang w:val="id-ID"/>
+              </w:rPr>
+            </w:pPr>
+            <w:r>
+              <w:rPr>
+                <w:lang w:val="id-ID"/>
+              </w:rPr>
+              <w:fldChar w:fldCharType="begin"/>
+            </w:r>
+            <w:r>
+              <w:rPr>
+                <w:lang w:val="id-ID"/>
+              </w:rPr>
+              <w:instrText xml:space="preserve"> MERGEFIELD Awal_PDX_T2 </w:instrText>
+            </w:r>
+            <w:r>
+              <w:rPr>
+                <w:lang w:val="id-ID"/>
+              </w:rPr>
+              <w:fldChar w:fldCharType="separate"/>
+            </w:r>
+            <w:r>
+              <w:rPr>
+                <w:noProof/>
+                <w:lang w:val="id-ID"/>
+              </w:rPr>
+              <w:t>«Awal_PDX_T2»</w:t>
+            </w:r>
+            <w:r>
+              <w:rPr>
+                <w:lang w:val="id-ID"/>
+              </w:rPr>
+              <w:fldChar w:fldCharType="end"/>
+            </w:r>
+          </w:p>
+          <w:p>
+            <w:pPr>
+              <w:jc w:val="center"/>
+              <w:rPr>
+                <w:b/>
+              </w:rPr>
+            </w:pPr>
+            <w:r>
+              <w:rPr>
+                <w:b/>
+              </w:rPr>
+              <w:fldChar w:fldCharType="begin"/>
+            </w:r>
+            <w:r>
+              <w:rPr>
+                <w:b/>
+              </w:rPr>
+              <w:instrText xml:space="preserve"> MERGEFIELD Terima_PDX_T2 </w:instrText>
+            </w:r>
+            <w:r>
+              <w:rPr>
+                <w:b/>
+              </w:rPr>
+              <w:fldChar w:fldCharType="separate"/>
+            </w:r>
+            <w:r>
+              <w:rPr>
+                <w:b/>
+                <w:noProof/>
+              </w:rPr>
+              <w:t>«Terima_PDX_T2»</w:t>
+            </w:r>
+            <w:r>
+              <w:rPr>
+                <w:b/>
+              </w:rPr>
+              <w:fldChar w:fldCharType="end"/>
+            </w:r>
+          </w:p>
+          <w:p>
+            <w:pPr>
+              <w:jc w:val="center"/>
+              <w:rPr>
+                <w:lang w:val="id-ID"/>
+              </w:rPr>
+            </w:pPr>
+            <w:r>
+              <w:rPr>
+                <w:lang w:val="id-ID"/>
+              </w:rPr>
+              <w:fldChar w:fldCharType="begin"/>
+            </w:r>
+            <w:r>
+              <w:rPr>
+                <w:lang w:val="id-ID"/>
+              </w:rPr>
+              <w:instrText xml:space="preserve"> MERGEFIELD Keluar_PDX_T2 </w:instrText>
+            </w:r>
+            <w:r>
+              <w:rPr>
+                <w:lang w:val="id-ID"/>
+              </w:rPr>
+              <w:fldChar w:fldCharType="separate"/>
+            </w:r>
+            <w:r>
+              <w:rPr>
+                <w:noProof/>
+                <w:lang w:val="id-ID"/>
+              </w:rPr>
+              <w:t>«Keluar_PDX_T2»</w:t>
+            </w:r>
+            <w:r>
+              <w:rPr>
+                <w:lang w:val="id-ID"/>
+              </w:rPr>
+              <w:fldChar w:fldCharType="end"/>
+            </w:r>
+          </w:p>
+          <w:p>
+            <w:pPr>
+              <w:jc w:val="center"/>
+              <w:rPr>
+                <w:b/>
+                <w:lang w:val="id-ID"/>
+              </w:rPr>
+            </w:pPr>
+            <w:r>
+              <w:rPr>
+                <w:b/>
+                <w:lang w:val="id-ID"/>
+              </w:rPr>
+              <w:fldChar w:fldCharType="begin"/>
+            </w:r>
+            <w:r>
+              <w:rPr>
+                <w:b/>
+                <w:lang w:val="id-ID"/>
+              </w:rPr>
+              <w:instrText xml:space="preserve"> MERGEFIELD Jumlah_PDX_T2 </w:instrText>
+            </w:r>
+            <w:r>
+              <w:rPr>
+                <w:b/>
+                <w:lang w:val="id-ID"/>
+              </w:rPr>
+              <w:fldChar w:fldCharType="separate"/>
+            </w:r>
+            <w:r>
+              <w:rPr>
+                <w:b/>
+                <w:noProof/>
+                <w:lang w:val="id-ID"/>
+              </w:rPr>
+              <w:t>«Jumlah_PDX_T2»</w:t>
+            </w:r>
+            <w:r>
+              <w:rPr>
+                <w:b/>
+                <w:lang w:val="id-ID"/>
+              </w:rPr>
+              <w:fldChar w:fldCharType="end"/>
+            </w:r>
+          </w:p>
+        </w:tc>
+        <w:tc>
+          <w:tcPr>
+            <w:tcW w:w="4386" w:type="dxa"/>
+          </w:tcPr>
+          <w:p>
+            <w:pPr>
+              <w:jc w:val="center"/>
+              <w:rPr>
                 <w:lang w:val="id-ID"/>
               </w:rPr>
             </w:pPr>
@@ -3821,7 +4748,7 @@
         <w:rPr>
           <w:noProof/>
         </w:rPr>
-        <w:pict w14:anchorId="50D1589A">
+        <w:pict w14:anchorId="15F40550">
           <v:shape id="_x0000_s1045" type="#_x0000_t202" style="position:absolute;margin-left:317.25pt;margin-top:14.45pt;width:219.75pt;height:107.25pt;z-index:251705344;visibility:visible;mso-wrap-distance-top:3.6pt;mso-wrap-distance-bottom:3.6pt;mso-position-horizontal-relative:text;mso-position-vertical-relative:text;mso-width-relative:margin;mso-height-relative:margin" o:gfxdata="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" strokecolor="white [3212]">
             <v:textbox>
               <w:txbxContent>
@@ -3944,7 +4871,7 @@
           <w:noProof/>
         </w:rPr>
         <w:lastRenderedPageBreak/>
-        <w:pict w14:anchorId="0A40FE11">
+        <w:pict w14:anchorId="4D7C8EA6">
           <v:shape id="_x0000_s1046" type="#_x0000_t202" style="position:absolute;margin-left:390pt;margin-top:0;width:81pt;height:18pt;z-index:251711488;visibility:visible;mso-wrap-distance-top:3.6pt;mso-wrap-distance-bottom:3.6pt;mso-width-relative:margin;mso-height-relative:margin" o:gfxdata="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" strokecolor="white [3212]">
             <v:textbox>
               <w:txbxContent>
@@ -3999,7 +4926,7 @@
         <w:rPr>
           <w:noProof/>
         </w:rPr>
-        <w:pict w14:anchorId="7A5F77C9">
+        <w:pict w14:anchorId="3E79662C">
           <v:shape id="_x0000_s1047" type="#_x0000_t202" style="position:absolute;margin-left:399.75pt;margin-top:8.3pt;width:81pt;height:33pt;z-index:251714560;visibility:visible;mso-wrap-distance-top:3.6pt;mso-wrap-distance-bottom:3.6pt;mso-width-relative:margin;mso-height-relative:margin" o:gfxdata="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" strokecolor="white [3212]">
             <v:textbox>
               <w:txbxContent>
@@ -4087,7 +5014,7 @@
           <w:lang w:val="id-ID" w:eastAsia="id-ID"/>
         </w:rPr>
         <w:drawing>
-          <wp:anchor distT="0" distB="0" distL="114300" distR="114300" simplePos="0" relativeHeight="251712512" behindDoc="0" locked="0" layoutInCell="1" allowOverlap="1" wp14:anchorId="3B836144" wp14:editId="3446A870">
+          <wp:anchor distT="0" distB="0" distL="114300" distR="114300" simplePos="0" relativeHeight="251712512" behindDoc="0" locked="0" layoutInCell="1" allowOverlap="1" wp14:anchorId="52518717" wp14:editId="4E916773">
             <wp:simplePos x="0" y="0"/>
             <wp:positionH relativeFrom="column">
               <wp:posOffset>3184525</wp:posOffset>
@@ -4147,7 +5074,7 @@
         <w:rPr>
           <w:noProof/>
         </w:rPr>
-        <w:pict w14:anchorId="74F73A38">
+        <w:pict w14:anchorId="694BCFEF">
           <v:line id="Straight Connector 202" o:spid="_x0000_s1054" style="position:absolute;z-index:251713536;visibility:visible;mso-position-horizontal-relative:text;mso-position-vertical-relative:text" from="-.75pt,12.15pt" to="192pt,12.15pt" o:gfxdata="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" strokecolor="black [3200]" strokeweight=".5pt">
             <v:stroke joinstyle="miter"/>
           </v:line>
@@ -4210,7 +5137,7 @@
         <w:rPr>
           <w:noProof/>
         </w:rPr>
-        <w:pict w14:anchorId="4B8163AA">
+        <w:pict w14:anchorId="1C74F664">
           <v:shape id="_x0000_s1048" type="#_x0000_t202" style="position:absolute;left:0;text-align:left;margin-left:-.35pt;margin-top:24.7pt;width:263.25pt;height:22.5pt;z-index:251715584;visibility:visible;mso-wrap-distance-top:3.6pt;mso-wrap-distance-bottom:3.6pt;mso-width-relative:margin;mso-height-relative:margin" o:gfxdata="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" strokecolor="black [3213]">
             <v:textbox>
               <w:txbxContent>
@@ -4290,7 +5217,7 @@
         <w:rPr>
           <w:noProof/>
         </w:rPr>
-        <w:pict w14:anchorId="3DD94B32">
+        <w:pict w14:anchorId="4E1D29C0">
           <v:shape id="_x0000_s1049" type="#_x0000_t202" style="position:absolute;left:0;text-align:left;margin-left:273pt;margin-top:24.5pt;width:251.25pt;height:22.5pt;z-index:251717632;visibility:visible;mso-wrap-distance-top:3.6pt;mso-wrap-distance-bottom:3.6pt;mso-width-relative:margin;mso-height-relative:margin" o:gfxdata="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" strokecolor="black [3213]">
             <v:textbox>
               <w:txbxContent>
@@ -4353,10 +5280,10 @@
         <w:rPr>
           <w:lang w:val="id-ID"/>
         </w:rPr>
-        <w:t xml:space="preserve">X </w:t>
-      </w:r>
-      <w:r>
-        <w:t>/2025</w:t>
+        <w:t xml:space="preserve"> </w:t>
+      </w:r>
+      <w:r>
+        <w:t>/</w:t>
       </w:r>
     </w:p>
     <w:p>
@@ -4578,8 +5505,8 @@
               <w:rPr>
                 <w:noProof/>
               </w:rPr>
-              <w:pict w14:anchorId="5426A038">
-                <v:line id="Straight Connector 205" o:spid="_x0000_s1053" style="position:absolute;left:0;text-align:left;z-index:251720704;visibility:visible;mso-position-horizontal-relative:text;mso-position-vertical-relative:text;mso-width-relative:margin" from="81.2pt,40.4pt" to="474.2pt,40.4pt" o:gfxdata="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" strokecolor="black [3200]" strokeweight=".5pt">
+              <w:pict w14:anchorId="4FD79945">
+                <v:line id="Straight Connector 205" o:spid="_x0000_s1077" style="position:absolute;left:0;text-align:left;z-index:251728896;visibility:visible;mso-position-horizontal-relative:text;mso-position-vertical-relative:text;mso-width-relative:margin" from="81.2pt,40.4pt" to="474.2pt,40.4pt" o:gfxdata="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" strokecolor="black [3200]" strokeweight=".5pt">
                   <v:stroke joinstyle="miter"/>
                 </v:line>
               </w:pict>
@@ -4588,8 +5515,8 @@
               <w:rPr>
                 <w:noProof/>
               </w:rPr>
-              <w:pict w14:anchorId="68DD6320">
-                <v:line id="Straight Connector 206" o:spid="_x0000_s1052" style="position:absolute;left:0;text-align:left;z-index:251719680;visibility:visible;mso-position-horizontal-relative:text;mso-position-vertical-relative:text;mso-width-relative:margin" from="82.05pt,26.85pt" to="475.05pt,26.85pt" o:gfxdata="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" strokecolor="black [3200]" strokeweight=".5pt">
+              <w:pict w14:anchorId="1D1FC2D6">
+                <v:line id="Straight Connector 206" o:spid="_x0000_s1076" style="position:absolute;left:0;text-align:left;z-index:251727872;visibility:visible;mso-position-horizontal-relative:text;mso-position-vertical-relative:text;mso-width-relative:margin" from="82.05pt,26.85pt" to="475.05pt,26.85pt" o:gfxdata="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" strokecolor="black [3200]" strokeweight=".5pt">
                   <v:stroke joinstyle="miter"/>
                 </v:line>
               </w:pict>
@@ -4605,8 +5532,8 @@
               <w:rPr>
                 <w:noProof/>
               </w:rPr>
-              <w:pict w14:anchorId="1030BA37">
-                <v:line id="Straight Connector 207" o:spid="_x0000_s1051" style="position:absolute;z-index:251718656;visibility:visible;mso-position-horizontal-relative:text;mso-position-vertical-relative:text;mso-width-relative:margin" from="-4.2pt,12.6pt" to="385.05pt,12.6pt" o:gfxdata="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" strokecolor="black [3200]" strokeweight=".5pt">
+              <w:pict w14:anchorId="66824C41">
+                <v:line id="Straight Connector 207" o:spid="_x0000_s1075" style="position:absolute;z-index:251726848;visibility:visible;mso-position-horizontal-relative:text;mso-position-vertical-relative:text;mso-width-relative:margin" from="-4.2pt,12.6pt" to="385.05pt,12.6pt" o:gfxdata="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" strokecolor="black [3200]" strokeweight=".5pt">
                   <v:stroke joinstyle="miter"/>
                 </v:line>
               </w:pict>
@@ -4656,6 +5583,165 @@
                 <w:lang w:val="id-ID"/>
               </w:rPr>
             </w:pPr>
+            <w:r>
+              <w:rPr>
+                <w:lang w:val="id-ID"/>
+              </w:rPr>
+              <w:fldChar w:fldCharType="begin"/>
+            </w:r>
+            <w:r>
+              <w:rPr>
+                <w:lang w:val="id-ID"/>
+              </w:rPr>
+              <w:instrText xml:space="preserve"> MERGEFIELD Awal_PX_T1 </w:instrText>
+            </w:r>
+            <w:r>
+              <w:rPr>
+                <w:lang w:val="id-ID"/>
+              </w:rPr>
+              <w:fldChar w:fldCharType="separate"/>
+            </w:r>
+            <w:r>
+              <w:rPr>
+                <w:noProof/>
+                <w:lang w:val="id-ID"/>
+              </w:rPr>
+              <w:t>«Awal_PX_T1»</w:t>
+            </w:r>
+            <w:r>
+              <w:rPr>
+                <w:lang w:val="id-ID"/>
+              </w:rPr>
+              <w:fldChar w:fldCharType="end"/>
+            </w:r>
+          </w:p>
+          <w:p>
+            <w:pPr>
+              <w:jc w:val="center"/>
+              <w:rPr>
+                <w:b/>
+                <w:lang w:val="id-ID"/>
+              </w:rPr>
+            </w:pPr>
+            <w:r>
+              <w:rPr>
+                <w:b/>
+                <w:lang w:val="id-ID"/>
+              </w:rPr>
+              <w:fldChar w:fldCharType="begin"/>
+            </w:r>
+            <w:r>
+              <w:rPr>
+                <w:b/>
+                <w:lang w:val="id-ID"/>
+              </w:rPr>
+              <w:instrText xml:space="preserve"> MERGEFIELD Terima_PX_T1 </w:instrText>
+            </w:r>
+            <w:r>
+              <w:rPr>
+                <w:b/>
+                <w:lang w:val="id-ID"/>
+              </w:rPr>
+              <w:fldChar w:fldCharType="separate"/>
+            </w:r>
+            <w:r>
+              <w:rPr>
+                <w:b/>
+                <w:noProof/>
+                <w:lang w:val="id-ID"/>
+              </w:rPr>
+              <w:t>«Terima_PX_T1»</w:t>
+            </w:r>
+            <w:r>
+              <w:rPr>
+                <w:b/>
+                <w:lang w:val="id-ID"/>
+              </w:rPr>
+              <w:fldChar w:fldCharType="end"/>
+            </w:r>
+          </w:p>
+          <w:p>
+            <w:pPr>
+              <w:jc w:val="center"/>
+              <w:rPr>
+                <w:lang w:val="id-ID"/>
+              </w:rPr>
+            </w:pPr>
+            <w:r>
+              <w:rPr>
+                <w:lang w:val="id-ID"/>
+              </w:rPr>
+              <w:fldChar w:fldCharType="begin"/>
+            </w:r>
+            <w:r>
+              <w:rPr>
+                <w:lang w:val="id-ID"/>
+              </w:rPr>
+              <w:instrText xml:space="preserve"> MERGEFIELD Keluar_PX_T1 </w:instrText>
+            </w:r>
+            <w:r>
+              <w:rPr>
+                <w:lang w:val="id-ID"/>
+              </w:rPr>
+              <w:fldChar w:fldCharType="separate"/>
+            </w:r>
+            <w:r>
+              <w:rPr>
+                <w:noProof/>
+                <w:lang w:val="id-ID"/>
+              </w:rPr>
+              <w:t>«Keluar_PX_T1»</w:t>
+            </w:r>
+            <w:r>
+              <w:rPr>
+                <w:lang w:val="id-ID"/>
+              </w:rPr>
+              <w:fldChar w:fldCharType="end"/>
+            </w:r>
+          </w:p>
+          <w:p>
+            <w:pPr>
+              <w:jc w:val="center"/>
+              <w:rPr>
+                <w:lang w:val="id-ID"/>
+              </w:rPr>
+            </w:pPr>
+            <w:r>
+              <w:rPr>
+                <w:b/>
+                <w:lang w:val="id-ID"/>
+              </w:rPr>
+              <w:fldChar w:fldCharType="begin"/>
+            </w:r>
+            <w:r>
+              <w:rPr>
+                <w:b/>
+                <w:lang w:val="id-ID"/>
+              </w:rPr>
+              <w:instrText xml:space="preserve"> MERGEFIELD Jumlah_PX_T1 </w:instrText>
+            </w:r>
+            <w:r>
+              <w:rPr>
+                <w:b/>
+                <w:lang w:val="id-ID"/>
+              </w:rPr>
+              <w:fldChar w:fldCharType="separate"/>
+            </w:r>
+            <w:r>
+              <w:rPr>
+                <w:b/>
+                <w:noProof/>
+                <w:lang w:val="id-ID"/>
+              </w:rPr>
+              <w:t>«Jumlah_PX_T1»</w:t>
+            </w:r>
+            <w:r>
+              <w:rPr>
+                <w:b/>
+                <w:lang w:val="id-ID"/>
+              </w:rPr>
+              <w:fldChar w:fldCharType="end"/>
+            </w:r>
           </w:p>
         </w:tc>
         <w:tc>
@@ -4669,6 +5755,165 @@
                 <w:lang w:val="id-ID"/>
               </w:rPr>
             </w:pPr>
+            <w:r>
+              <w:rPr>
+                <w:lang w:val="id-ID"/>
+              </w:rPr>
+              <w:fldChar w:fldCharType="begin"/>
+            </w:r>
+            <w:r>
+              <w:rPr>
+                <w:lang w:val="id-ID"/>
+              </w:rPr>
+              <w:instrText xml:space="preserve"> MERGEFIELD Awal_PDX_T1 </w:instrText>
+            </w:r>
+            <w:r>
+              <w:rPr>
+                <w:lang w:val="id-ID"/>
+              </w:rPr>
+              <w:fldChar w:fldCharType="separate"/>
+            </w:r>
+            <w:r>
+              <w:rPr>
+                <w:noProof/>
+                <w:lang w:val="id-ID"/>
+              </w:rPr>
+              <w:t>«Awal_PDX_T1»</w:t>
+            </w:r>
+            <w:r>
+              <w:rPr>
+                <w:lang w:val="id-ID"/>
+              </w:rPr>
+              <w:fldChar w:fldCharType="end"/>
+            </w:r>
+          </w:p>
+          <w:p>
+            <w:pPr>
+              <w:jc w:val="center"/>
+              <w:rPr>
+                <w:b/>
+                <w:lang w:val="id-ID"/>
+              </w:rPr>
+            </w:pPr>
+            <w:r>
+              <w:rPr>
+                <w:b/>
+                <w:lang w:val="id-ID"/>
+              </w:rPr>
+              <w:fldChar w:fldCharType="begin"/>
+            </w:r>
+            <w:r>
+              <w:rPr>
+                <w:b/>
+                <w:lang w:val="id-ID"/>
+              </w:rPr>
+              <w:instrText xml:space="preserve"> MERGEFIELD Terima_PDX_T1 </w:instrText>
+            </w:r>
+            <w:r>
+              <w:rPr>
+                <w:b/>
+                <w:lang w:val="id-ID"/>
+              </w:rPr>
+              <w:fldChar w:fldCharType="separate"/>
+            </w:r>
+            <w:r>
+              <w:rPr>
+                <w:b/>
+                <w:noProof/>
+                <w:lang w:val="id-ID"/>
+              </w:rPr>
+              <w:t>«Terima_PDX_T1»</w:t>
+            </w:r>
+            <w:r>
+              <w:rPr>
+                <w:b/>
+                <w:lang w:val="id-ID"/>
+              </w:rPr>
+              <w:fldChar w:fldCharType="end"/>
+            </w:r>
+          </w:p>
+          <w:p>
+            <w:pPr>
+              <w:jc w:val="center"/>
+              <w:rPr>
+                <w:lang w:val="id-ID"/>
+              </w:rPr>
+            </w:pPr>
+            <w:r>
+              <w:rPr>
+                <w:lang w:val="id-ID"/>
+              </w:rPr>
+              <w:fldChar w:fldCharType="begin"/>
+            </w:r>
+            <w:r>
+              <w:rPr>
+                <w:lang w:val="id-ID"/>
+              </w:rPr>
+              <w:instrText xml:space="preserve"> MERGEFIELD Keluar_PDX_T1 </w:instrText>
+            </w:r>
+            <w:r>
+              <w:rPr>
+                <w:lang w:val="id-ID"/>
+              </w:rPr>
+              <w:fldChar w:fldCharType="separate"/>
+            </w:r>
+            <w:r>
+              <w:rPr>
+                <w:noProof/>
+                <w:lang w:val="id-ID"/>
+              </w:rPr>
+              <w:t>«Keluar_PDX_T1»</w:t>
+            </w:r>
+            <w:r>
+              <w:rPr>
+                <w:lang w:val="id-ID"/>
+              </w:rPr>
+              <w:fldChar w:fldCharType="end"/>
+            </w:r>
+          </w:p>
+          <w:p>
+            <w:pPr>
+              <w:jc w:val="center"/>
+              <w:rPr>
+                <w:lang w:val="id-ID"/>
+              </w:rPr>
+            </w:pPr>
+            <w:r>
+              <w:rPr>
+                <w:b/>
+                <w:lang w:val="id-ID"/>
+              </w:rPr>
+              <w:fldChar w:fldCharType="begin"/>
+            </w:r>
+            <w:r>
+              <w:rPr>
+                <w:b/>
+                <w:lang w:val="id-ID"/>
+              </w:rPr>
+              <w:instrText xml:space="preserve"> MERGEFIELD Jumlah_PDX_T1 </w:instrText>
+            </w:r>
+            <w:r>
+              <w:rPr>
+                <w:b/>
+                <w:lang w:val="id-ID"/>
+              </w:rPr>
+              <w:fldChar w:fldCharType="separate"/>
+            </w:r>
+            <w:r>
+              <w:rPr>
+                <w:b/>
+                <w:noProof/>
+                <w:lang w:val="id-ID"/>
+              </w:rPr>
+              <w:t>«Jumlah_PDX_T1»</w:t>
+            </w:r>
+            <w:r>
+              <w:rPr>
+                <w:b/>
+                <w:lang w:val="id-ID"/>
+              </w:rPr>
+              <w:fldChar w:fldCharType="end"/>
+            </w:r>
           </w:p>
         </w:tc>
       </w:tr>
@@ -4678,7 +5923,7 @@
         <w:rPr>
           <w:noProof/>
         </w:rPr>
-        <w:pict w14:anchorId="38647F90">
+        <w:pict w14:anchorId="2FB44284">
           <v:shape id="_x0000_s1050" type="#_x0000_t202" style="position:absolute;margin-left:304.5pt;margin-top:19.2pt;width:219.75pt;height:107.25pt;z-index:251716608;visibility:visible;mso-wrap-distance-top:3.6pt;mso-wrap-distance-bottom:3.6pt;mso-position-horizontal-relative:text;mso-position-vertical-relative:text;mso-width-relative:margin;mso-height-relative:margin" o:gfxdata="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" strokecolor="white [3212]">
             <v:textbox>
               <w:txbxContent>
@@ -4968,10 +6213,10 @@
       </w:pPr>
     </w:lvl>
   </w:abstractNum>
-  <w:num w:numId="1" w16cid:durableId="1686470242">
+  <w:num w:numId="1" w16cid:durableId="1329409409">
     <w:abstractNumId w:val="0"/>
   </w:num>
-  <w:num w:numId="2" w16cid:durableId="1732264596">
+  <w:num w:numId="2" w16cid:durableId="1271622025">
     <w:abstractNumId w:val="1"/>
   </w:num>
 </w:numbering>

--- a/static/templates/laporan/BLANKO LAPORAN MINGGUAN.docx
+++ b/static/templates/laporan/BLANKO LAPORAN MINGGUAN.docx
@@ -158,7 +158,7 @@
           <w:lang w:val="id-ID" w:eastAsia="id-ID"/>
         </w:rPr>
         <w:drawing>
-          <wp:anchor distT="0" distB="0" distL="114300" distR="114300" simplePos="0" relativeHeight="251632640" behindDoc="0" locked="0" layoutInCell="1" allowOverlap="1" wp14:anchorId="39346201" wp14:editId="167F56D3">
+          <wp:anchor distT="0" distB="0" distL="114300" distR="114300" simplePos="0" relativeHeight="251632640" behindDoc="0" locked="0" layoutInCell="1" allowOverlap="1" wp14:anchorId="39346201" wp14:editId="5284EE76">
             <wp:simplePos x="0" y="0"/>
             <wp:positionH relativeFrom="column">
               <wp:posOffset>3184525</wp:posOffset>
@@ -299,12 +299,14 @@
                     <w:rPr>
                       <w:sz w:val="20"/>
                       <w:szCs w:val="20"/>
+                      <w:lang w:val="it-IT"/>
                     </w:rPr>
                   </w:pPr>
                   <w:r>
                     <w:rPr>
                       <w:sz w:val="20"/>
                       <w:szCs w:val="20"/>
+                      <w:lang w:val="it-IT"/>
                     </w:rPr>
                     <w:t>SATKAI I</w:t>
                   </w:r>
@@ -312,14 +314,15 @@
                     <w:rPr>
                       <w:sz w:val="20"/>
                       <w:szCs w:val="20"/>
+                      <w:lang w:val="it-IT"/>
                     </w:rPr>
                     <w:t>……………</w:t>
                   </w:r>
-                  <w:proofErr w:type="spellStart"/>
-                  <w:r>
-                    <w:rPr>
-                      <w:sz w:val="20"/>
-                      <w:szCs w:val="20"/>
+                  <w:r>
+                    <w:rPr>
+                      <w:sz w:val="20"/>
+                      <w:szCs w:val="20"/>
+                      <w:lang w:val="it-IT"/>
                     </w:rPr>
                     <w:t>Satka</w:t>
                   </w:r>
@@ -327,44 +330,23 @@
                     <w:rPr>
                       <w:sz w:val="20"/>
                       <w:szCs w:val="20"/>
-                    </w:rPr>
-                    <w:t>i</w:t>
-                  </w:r>
-                  <w:proofErr w:type="spellEnd"/>
-                  <w:r>
-                    <w:rPr>
-                      <w:sz w:val="20"/>
-                      <w:szCs w:val="20"/>
-                    </w:rPr>
-                    <w:t xml:space="preserve"> II BIRO </w:t>
-                  </w:r>
-                  <w:proofErr w:type="spellStart"/>
-                  <w:r>
-                    <w:rPr>
-                      <w:sz w:val="20"/>
-                      <w:szCs w:val="20"/>
-                    </w:rPr>
-                    <w:t>LOGISTIK</w:t>
-                  </w:r>
-                  <w:r>
-                    <w:rPr>
-                      <w:sz w:val="20"/>
-                      <w:szCs w:val="20"/>
-                    </w:rPr>
-                    <w:t>Satkai</w:t>
-                  </w:r>
-                  <w:proofErr w:type="spellEnd"/>
-                  <w:r>
-                    <w:rPr>
-                      <w:sz w:val="20"/>
-                      <w:szCs w:val="20"/>
-                    </w:rPr>
-                    <w:t xml:space="preserve"> III</w:t>
-                  </w:r>
-                  <w:r>
-                    <w:rPr>
-                      <w:sz w:val="20"/>
-                      <w:szCs w:val="20"/>
+                      <w:lang w:val="it-IT"/>
+                    </w:rPr>
+                    <w:t>i II BIRO LOGISTIK</w:t>
+                  </w:r>
+                  <w:r>
+                    <w:rPr>
+                      <w:sz w:val="20"/>
+                      <w:szCs w:val="20"/>
+                      <w:lang w:val="it-IT"/>
+                    </w:rPr>
+                    <w:t>Satkai III</w:t>
+                  </w:r>
+                  <w:r>
+                    <w:rPr>
+                      <w:sz w:val="20"/>
+                      <w:szCs w:val="20"/>
+                      <w:lang w:val="it-IT"/>
                     </w:rPr>
                     <w:t xml:space="preserve"> ……………</w:t>
                   </w:r>
@@ -491,7 +473,7 @@
                       <w:sz w:val="20"/>
                       <w:szCs w:val="20"/>
                     </w:rPr>
-                    <w:t>Mei</w:t>
+                    <w:t>Juli</w:t>
                   </w:r>
                   <w:r>
                     <w:rPr>
@@ -814,7 +796,7 @@
                 <w:rPr>
                   <w:noProof/>
                 </w:rPr>
-                <w:t>01-05-2026</w:t>
+                <w:t>01-07-2026</w:t>
               </w:r>
             </w:fldSimple>
             <w:r>
@@ -928,7 +910,7 @@
                 <w:noProof/>
                 <w:lang w:val="id-ID"/>
               </w:rPr>
-              <w:t>10000</w:t>
+              <w:t>6040</w:t>
             </w:r>
             <w:r>
               <w:rPr>
@@ -1056,7 +1038,7 @@
                 <w:noProof/>
                 <w:lang w:val="id-ID"/>
               </w:rPr>
-              <w:t>10000</w:t>
+              <w:t>6040</w:t>
             </w:r>
             <w:r>
               <w:rPr>
@@ -1101,7 +1083,7 @@
                 <w:noProof/>
                 <w:lang w:val="id-ID"/>
               </w:rPr>
-              <w:t>10000</w:t>
+              <w:t>4963</w:t>
             </w:r>
             <w:r>
               <w:rPr>
@@ -1229,7 +1211,7 @@
                 <w:noProof/>
                 <w:lang w:val="id-ID"/>
               </w:rPr>
-              <w:t>10000</w:t>
+              <w:t>4963</w:t>
             </w:r>
             <w:r>
               <w:rPr>
@@ -1279,7 +1261,7 @@
                       <w:rPr>
                         <w:noProof/>
                       </w:rPr>
-                      <w:t>Mei</w:t>
+                      <w:t>Juli</w:t>
                     </w:r>
                   </w:fldSimple>
                   <w:r>
@@ -1531,7 +1513,7 @@
           <w:lang w:val="id-ID" w:eastAsia="id-ID"/>
         </w:rPr>
         <w:drawing>
-          <wp:anchor distT="0" distB="0" distL="114300" distR="114300" simplePos="0" relativeHeight="251641344" behindDoc="0" locked="0" layoutInCell="1" allowOverlap="1" wp14:anchorId="03CA048D" wp14:editId="124259E5">
+          <wp:anchor distT="0" distB="0" distL="114300" distR="114300" simplePos="0" relativeHeight="251658240" behindDoc="0" locked="0" layoutInCell="1" allowOverlap="1" wp14:anchorId="03CA048D" wp14:editId="54260B1B">
             <wp:simplePos x="0" y="0"/>
             <wp:positionH relativeFrom="column">
               <wp:posOffset>3184525</wp:posOffset>
@@ -1726,21 +1708,6 @@
                       <w:sz w:val="20"/>
                       <w:szCs w:val="20"/>
                     </w:rPr>
-                    <w:fldChar w:fldCharType="separate"/>
-                  </w:r>
-                  <w:r>
-                    <w:rPr>
-                      <w:noProof/>
-                      <w:sz w:val="20"/>
-                      <w:szCs w:val="20"/>
-                    </w:rPr>
-                    <w:t>II</w:t>
-                  </w:r>
-                  <w:r>
-                    <w:rPr>
-                      <w:sz w:val="20"/>
-                      <w:szCs w:val="20"/>
-                    </w:rPr>
                     <w:fldChar w:fldCharType="end"/>
                   </w:r>
                   <w:r>
@@ -1790,21 +1757,6 @@
                       <w:sz w:val="20"/>
                       <w:szCs w:val="20"/>
                     </w:rPr>
-                    <w:fldChar w:fldCharType="separate"/>
-                  </w:r>
-                  <w:r>
-                    <w:rPr>
-                      <w:noProof/>
-                      <w:sz w:val="20"/>
-                      <w:szCs w:val="20"/>
-                    </w:rPr>
-                    <w:t>Mei</w:t>
-                  </w:r>
-                  <w:r>
-                    <w:rPr>
-                      <w:sz w:val="20"/>
-                      <w:szCs w:val="20"/>
-                    </w:rPr>
                     <w:fldChar w:fldCharType="end"/>
                   </w:r>
                   <w:r>
@@ -1841,21 +1793,6 @@
                       <w:szCs w:val="20"/>
                     </w:rPr>
                     <w:instrText xml:space="preserve"> MERGEFIELD Tahun_T2 </w:instrText>
-                  </w:r>
-                  <w:r>
-                    <w:rPr>
-                      <w:sz w:val="20"/>
-                      <w:szCs w:val="20"/>
-                    </w:rPr>
-                    <w:fldChar w:fldCharType="separate"/>
-                  </w:r>
-                  <w:r>
-                    <w:rPr>
-                      <w:noProof/>
-                      <w:sz w:val="20"/>
-                      <w:szCs w:val="20"/>
-                    </w:rPr>
-                    <w:t>2026</w:t>
                   </w:r>
                   <w:r>
                     <w:rPr>
@@ -1887,62 +1824,16 @@
                     <w:rPr>
                       <w:sz w:val="20"/>
                       <w:szCs w:val="20"/>
+                      <w:lang w:val="it-IT"/>
                     </w:rPr>
                   </w:pPr>
                   <w:r>
                     <w:rPr>
                       <w:sz w:val="20"/>
                       <w:szCs w:val="20"/>
-                    </w:rPr>
-                    <w:t xml:space="preserve">SATKAI </w:t>
-                  </w:r>
-                  <w:proofErr w:type="gramStart"/>
-                  <w:r>
-                    <w:rPr>
-                      <w:sz w:val="20"/>
-                      <w:szCs w:val="20"/>
-                    </w:rPr>
-                    <w:t>I  …</w:t>
-                  </w:r>
-                  <w:proofErr w:type="gramEnd"/>
-                  <w:r>
-                    <w:rPr>
-                      <w:sz w:val="20"/>
-                      <w:szCs w:val="20"/>
-                    </w:rPr>
-                    <w:t>…………</w:t>
-                  </w:r>
-                  <w:proofErr w:type="spellStart"/>
-                  <w:r>
-                    <w:rPr>
-                      <w:sz w:val="20"/>
-                      <w:szCs w:val="20"/>
-                    </w:rPr>
-                    <w:t>Satkai</w:t>
-                  </w:r>
-                  <w:proofErr w:type="spellEnd"/>
-                  <w:r>
-                    <w:rPr>
-                      <w:sz w:val="20"/>
-                      <w:szCs w:val="20"/>
-                    </w:rPr>
-                    <w:t xml:space="preserve"> II BIRO LOGISTIK </w:t>
-                  </w:r>
-                  <w:proofErr w:type="spellStart"/>
-                  <w:r>
-                    <w:rPr>
-                      <w:sz w:val="20"/>
-                      <w:szCs w:val="20"/>
-                    </w:rPr>
-                    <w:t>Satkai</w:t>
-                  </w:r>
-                  <w:proofErr w:type="spellEnd"/>
-                  <w:r>
-                    <w:rPr>
-                      <w:sz w:val="20"/>
-                      <w:szCs w:val="20"/>
-                    </w:rPr>
-                    <w:t xml:space="preserve"> III ……………</w:t>
+                      <w:lang w:val="it-IT"/>
+                    </w:rPr>
+                    <w:t>SATKAI I  ……………Satkai II BIRO LOGISTIK Satkai III ……………</w:t>
                   </w:r>
                 </w:p>
               </w:txbxContent>
@@ -2174,14 +2065,18 @@
             <w:pPr>
               <w:jc w:val="center"/>
             </w:pPr>
-            <w:fldSimple w:instr=" MERGEFIELD FullDate_T2 ">
-              <w:r>
-                <w:rPr>
-                  <w:noProof/>
-                </w:rPr>
-                <w:t>04-05-2026</w:t>
-              </w:r>
-            </w:fldSimple>
+            <w:r>
+              <w:fldChar w:fldCharType="begin"/>
+            </w:r>
+            <w:r>
+              <w:instrText xml:space="preserve"> MERGEFIELD FullDate_T2 </w:instrText>
+            </w:r>
+            <w:r>
+              <w:rPr>
+                <w:noProof/>
+              </w:rPr>
+              <w:fldChar w:fldCharType="end"/>
+            </w:r>
             <w:r>
               <w:rPr>
                 <w:noProof/>
@@ -2293,7 +2188,7 @@
                 <w:noProof/>
                 <w:lang w:val="id-ID"/>
               </w:rPr>
-              <w:t>10000</w:t>
+              <w:t>0</w:t>
             </w:r>
             <w:r>
               <w:rPr>
@@ -2421,7 +2316,7 @@
                 <w:noProof/>
                 <w:lang w:val="id-ID"/>
               </w:rPr>
-              <w:t>10000</w:t>
+              <w:t>0</w:t>
             </w:r>
             <w:r>
               <w:rPr>
@@ -2466,7 +2361,7 @@
                 <w:noProof/>
                 <w:lang w:val="id-ID"/>
               </w:rPr>
-              <w:t>10000</w:t>
+              <w:t>0</w:t>
             </w:r>
             <w:r>
               <w:rPr>
@@ -2588,7 +2483,7 @@
                 <w:noProof/>
                 <w:lang w:val="id-ID"/>
               </w:rPr>
-              <w:t>10000</w:t>
+              <w:t>0</w:t>
             </w:r>
             <w:r>
               <w:rPr>
@@ -2619,36 +2514,48 @@
                   <w:r>
                     <w:t xml:space="preserve">Bandung, </w:t>
                   </w:r>
-                  <w:fldSimple w:instr=" MERGEFIELD Tanggal_T2 ">
-                    <w:r>
-                      <w:rPr>
-                        <w:noProof/>
-                      </w:rPr>
-                      <w:t>4</w:t>
-                    </w:r>
-                  </w:fldSimple>
+                  <w:r>
+                    <w:fldChar w:fldCharType="begin"/>
+                  </w:r>
+                  <w:r>
+                    <w:instrText xml:space="preserve"> MERGEFIELD Tanggal_T2 </w:instrText>
+                  </w:r>
+                  <w:r>
+                    <w:rPr>
+                      <w:noProof/>
+                    </w:rPr>
+                    <w:fldChar w:fldCharType="end"/>
+                  </w:r>
                   <w:r>
                     <w:t xml:space="preserve"> </w:t>
                   </w:r>
-                  <w:fldSimple w:instr=" MERGEFIELD Bulan_T2 ">
-                    <w:r>
-                      <w:rPr>
-                        <w:noProof/>
-                      </w:rPr>
-                      <w:t>Mei</w:t>
-                    </w:r>
-                  </w:fldSimple>
+                  <w:r>
+                    <w:fldChar w:fldCharType="begin"/>
+                  </w:r>
+                  <w:r>
+                    <w:instrText xml:space="preserve"> MERGEFIELD Bulan_T2 </w:instrText>
+                  </w:r>
+                  <w:r>
+                    <w:rPr>
+                      <w:noProof/>
+                    </w:rPr>
+                    <w:fldChar w:fldCharType="end"/>
+                  </w:r>
                   <w:r>
                     <w:t xml:space="preserve"> </w:t>
                   </w:r>
-                  <w:fldSimple w:instr=" MERGEFIELD Tahun_T2 ">
-                    <w:r>
-                      <w:rPr>
-                        <w:noProof/>
-                      </w:rPr>
-                      <w:t>2026</w:t>
-                    </w:r>
-                  </w:fldSimple>
+                  <w:r>
+                    <w:fldChar w:fldCharType="begin"/>
+                  </w:r>
+                  <w:r>
+                    <w:instrText xml:space="preserve"> MERGEFIELD Tahun_T2 </w:instrText>
+                  </w:r>
+                  <w:r>
+                    <w:rPr>
+                      <w:noProof/>
+                    </w:rPr>
+                    <w:fldChar w:fldCharType="end"/>
+                  </w:r>
                   <w:r>
                     <w:t xml:space="preserve"> </w:t>
                   </w:r>
